--- a/public/Daniyal's_CV.docx
+++ b/public/Daniyal's_CV.docx
@@ -19,25 +19,37 @@
           <w:tab w:val="left" w:pos="7920"/>
           <w:tab w:val="right" w:pos="10780"/>
         </w:tabs>
-        <w:spacing w:line="276" w:lineRule="auto"/>
         <w:jc w:val="center"/>
         <w:rPr>
+          <w:rFonts w:asciiTheme="majorHAnsi" w:hAnsiTheme="majorHAnsi" w:cstheme="majorHAnsi"/>
+          <w:b/>
+          <w:bCs/>
+          <w:color w:val="000000" w:themeColor="text1"/>
+          <w:sz w:val="44"/>
+          <w:szCs w:val="44"/>
+        </w:rPr>
+      </w:pPr>
+      <w:r>
+        <w:rPr>
+          <w:rFonts w:asciiTheme="majorHAnsi" w:hAnsiTheme="majorHAnsi" w:cstheme="majorHAnsi"/>
           <w:b/>
           <w:bCs/>
           <w:color w:val="000000" w:themeColor="text1"/>
           <w:sz w:val="40"/>
           <w:szCs w:val="40"/>
         </w:rPr>
-      </w:pPr>
-      <w:r>
-        <w:rPr>
+        <w:t>Daniyal</w:t>
+      </w:r>
+      <w:r>
+        <w:rPr>
+          <w:rFonts w:asciiTheme="majorHAnsi" w:hAnsiTheme="majorHAnsi" w:cstheme="majorHAnsi"/>
           <w:b/>
           <w:bCs/>
           <w:color w:val="000000" w:themeColor="text1"/>
-          <w:sz w:val="40"/>
-          <w:szCs w:val="40"/>
-        </w:rPr>
-        <w:t>Daniyal Khan</w:t>
+          <w:sz w:val="44"/>
+          <w:szCs w:val="44"/>
+        </w:rPr>
+        <w:t xml:space="preserve"> Khan</w:t>
       </w:r>
     </w:p>
     <w:p>
@@ -57,30 +69,27 @@
           <w:tab w:val="left" w:pos="7920"/>
           <w:tab w:val="right" w:pos="10780"/>
         </w:tabs>
-        <w:spacing w:before="20" w:after="40"/>
+        <w:spacing w:after="120"/>
         <w:jc w:val="center"/>
         <w:rPr>
-          <w:rFonts w:ascii="Calibri" w:eastAsia="Calibri" w:hAnsi="Calibri" w:cs="Calibri"/>
-          <w:sz w:val="18"/>
-          <w:szCs w:val="18"/>
-        </w:rPr>
-      </w:pPr>
-      <w:r>
-        <w:rPr>
-          <w:rFonts w:ascii="Calibri" w:eastAsia="Calibri" w:hAnsi="Calibri" w:cs="Calibri"/>
-          <w:color w:val="000000" w:themeColor="text1"/>
-          <w:sz w:val="18"/>
-          <w:szCs w:val="18"/>
-        </w:rPr>
-        <w:t xml:space="preserve">New Delhi </w:t>
-      </w:r>
-      <w:r>
-        <w:rPr>
-          <w:rFonts w:ascii="Calibri" w:eastAsia="Calibri" w:hAnsi="Calibri" w:cs="Calibri"/>
-          <w:sz w:val="18"/>
-          <w:szCs w:val="18"/>
-        </w:rPr>
-        <w:t>110025, India</w:t>
+          <w:rFonts w:asciiTheme="majorHAnsi" w:hAnsiTheme="majorHAnsi" w:cstheme="majorHAnsi"/>
+          <w:b/>
+          <w:bCs/>
+          <w:color w:val="262626" w:themeColor="text1" w:themeTint="D9"/>
+          <w:sz w:val="28"/>
+          <w:szCs w:val="28"/>
+        </w:rPr>
+      </w:pPr>
+      <w:r>
+        <w:rPr>
+          <w:rFonts w:asciiTheme="majorHAnsi" w:hAnsiTheme="majorHAnsi" w:cstheme="majorHAnsi"/>
+          <w:b/>
+          <w:bCs/>
+          <w:color w:val="262626" w:themeColor="text1" w:themeTint="D9"/>
+          <w:sz w:val="28"/>
+          <w:szCs w:val="28"/>
+        </w:rPr>
+        <w:t>Full Stack Web Developer</w:t>
       </w:r>
     </w:p>
     <w:p>
@@ -109,174 +118,398 @@
       </w:pPr>
       <w:r>
         <w:rPr>
-          <w:rFonts w:ascii="Calibri" w:eastAsia="Calibri" w:hAnsi="Calibri" w:cs="Calibri"/>
+          <w:noProof/>
+        </w:rPr>
+        <w:pict w14:anchorId="5043EB40">
+          <v:shape id="Picture 3" o:spid="_x0000_s1028" type="#_x0000_t75" style="position:absolute;left:0;text-align:left;margin-left:36.85pt;margin-top:2.6pt;width:11.45pt;height:11.45pt;z-index:251659264;visibility:visible;mso-wrap-style:square;mso-position-horizontal-relative:text;mso-position-vertical-relative:text;mso-width-relative:page;mso-height-relative:page">
+            <v:imagedata r:id="rId9" o:title=""/>
+          </v:shape>
+        </w:pict>
+      </w:r>
+      <w:r>
+        <w:rPr>
+          <w:rFonts w:ascii="Calibri" w:eastAsia="Calibri" w:hAnsi="Calibri" w:cs="Calibri"/>
+          <w:noProof/>
           <w:color w:val="000000" w:themeColor="text1"/>
           <w:sz w:val="21"/>
           <w:szCs w:val="21"/>
         </w:rPr>
-        <w:t xml:space="preserve">Email: </w:t>
-      </w:r>
-      <w:hyperlink r:id="rId9">
+        <w:drawing>
+          <wp:anchor distT="0" distB="0" distL="114300" distR="114300" simplePos="0" relativeHeight="251660288" behindDoc="0" locked="0" layoutInCell="1" allowOverlap="1" wp14:anchorId="531A56C8" wp14:editId="0A572721">
+            <wp:simplePos x="0" y="0"/>
+            <wp:positionH relativeFrom="column">
+              <wp:posOffset>2247900</wp:posOffset>
+            </wp:positionH>
+            <wp:positionV relativeFrom="paragraph">
+              <wp:posOffset>13970</wp:posOffset>
+            </wp:positionV>
+            <wp:extent cx="139700" cy="139700"/>
+            <wp:effectExtent l="0" t="0" r="0" b="0"/>
+            <wp:wrapNone/>
+            <wp:docPr id="732691136" name="Picture 4"/>
+            <wp:cNvGraphicFramePr>
+              <a:graphicFrameLocks xmlns:a="http://schemas.openxmlformats.org/drawingml/2006/main" noChangeAspect="1"/>
+            </wp:cNvGraphicFramePr>
+            <a:graphic xmlns:a="http://schemas.openxmlformats.org/drawingml/2006/main">
+              <a:graphicData uri="http://schemas.openxmlformats.org/drawingml/2006/picture">
+                <pic:pic xmlns:pic="http://schemas.openxmlformats.org/drawingml/2006/picture">
+                  <pic:nvPicPr>
+                    <pic:cNvPr id="732691136" name="Picture 732691136"/>
+                    <pic:cNvPicPr/>
+                  </pic:nvPicPr>
+                  <pic:blipFill>
+                    <a:blip r:embed="rId10" cstate="print">
+                      <a:extLst>
+                        <a:ext uri="{28A0092B-C50C-407E-A947-70E740481C1C}">
+                          <a14:useLocalDpi xmlns:a14="http://schemas.microsoft.com/office/drawing/2010/main" val="0"/>
+                        </a:ext>
+                      </a:extLst>
+                    </a:blip>
+                    <a:stretch>
+                      <a:fillRect/>
+                    </a:stretch>
+                  </pic:blipFill>
+                  <pic:spPr>
+                    <a:xfrm>
+                      <a:off x="0" y="0"/>
+                      <a:ext cx="139700" cy="139700"/>
+                    </a:xfrm>
+                    <a:prstGeom prst="rect">
+                      <a:avLst/>
+                    </a:prstGeom>
+                  </pic:spPr>
+                </pic:pic>
+              </a:graphicData>
+            </a:graphic>
+            <wp14:sizeRelH relativeFrom="page">
+              <wp14:pctWidth>0</wp14:pctWidth>
+            </wp14:sizeRelH>
+            <wp14:sizeRelV relativeFrom="page">
+              <wp14:pctHeight>0</wp14:pctHeight>
+            </wp14:sizeRelV>
+          </wp:anchor>
+        </w:drawing>
+      </w:r>
+      <w:r>
+        <w:rPr>
+          <w:rFonts w:ascii="Calibri" w:eastAsia="Calibri" w:hAnsi="Calibri" w:cs="Calibri"/>
+          <w:noProof/>
+          <w:color w:val="000000" w:themeColor="text1"/>
+          <w:sz w:val="21"/>
+          <w:szCs w:val="21"/>
+        </w:rPr>
+        <w:drawing>
+          <wp:anchor distT="0" distB="0" distL="114300" distR="114300" simplePos="0" relativeHeight="251661312" behindDoc="0" locked="0" layoutInCell="1" allowOverlap="1" wp14:anchorId="0B082342" wp14:editId="710994EF">
+            <wp:simplePos x="0" y="0"/>
+            <wp:positionH relativeFrom="column">
+              <wp:posOffset>3402264</wp:posOffset>
+            </wp:positionH>
+            <wp:positionV relativeFrom="paragraph">
+              <wp:posOffset>18415</wp:posOffset>
+            </wp:positionV>
+            <wp:extent cx="140335" cy="140335"/>
+            <wp:effectExtent l="0" t="0" r="0" b="0"/>
+            <wp:wrapNone/>
+            <wp:docPr id="2109908938" name="Picture 5"/>
+            <wp:cNvGraphicFramePr>
+              <a:graphicFrameLocks xmlns:a="http://schemas.openxmlformats.org/drawingml/2006/main" noChangeAspect="1"/>
+            </wp:cNvGraphicFramePr>
+            <a:graphic xmlns:a="http://schemas.openxmlformats.org/drawingml/2006/main">
+              <a:graphicData uri="http://schemas.openxmlformats.org/drawingml/2006/picture">
+                <pic:pic xmlns:pic="http://schemas.openxmlformats.org/drawingml/2006/picture">
+                  <pic:nvPicPr>
+                    <pic:cNvPr id="2109908938" name="Picture 2109908938"/>
+                    <pic:cNvPicPr/>
+                  </pic:nvPicPr>
+                  <pic:blipFill>
+                    <a:blip r:embed="rId11" cstate="print">
+                      <a:extLst>
+                        <a:ext uri="{28A0092B-C50C-407E-A947-70E740481C1C}">
+                          <a14:useLocalDpi xmlns:a14="http://schemas.microsoft.com/office/drawing/2010/main" val="0"/>
+                        </a:ext>
+                      </a:extLst>
+                    </a:blip>
+                    <a:stretch>
+                      <a:fillRect/>
+                    </a:stretch>
+                  </pic:blipFill>
+                  <pic:spPr>
+                    <a:xfrm>
+                      <a:off x="0" y="0"/>
+                      <a:ext cx="140335" cy="140335"/>
+                    </a:xfrm>
+                    <a:prstGeom prst="rect">
+                      <a:avLst/>
+                    </a:prstGeom>
+                  </pic:spPr>
+                </pic:pic>
+              </a:graphicData>
+            </a:graphic>
+            <wp14:sizeRelH relativeFrom="page">
+              <wp14:pctWidth>0</wp14:pctWidth>
+            </wp14:sizeRelH>
+            <wp14:sizeRelV relativeFrom="page">
+              <wp14:pctHeight>0</wp14:pctHeight>
+            </wp14:sizeRelV>
+          </wp:anchor>
+        </w:drawing>
+      </w:r>
+      <w:r>
+        <w:rPr>
+          <w:noProof/>
+        </w:rPr>
+        <w:drawing>
+          <wp:anchor distT="0" distB="0" distL="114300" distR="114300" simplePos="0" relativeHeight="251662336" behindDoc="0" locked="0" layoutInCell="1" allowOverlap="1" wp14:anchorId="59FB45F9" wp14:editId="0A51D509">
+            <wp:simplePos x="0" y="0"/>
+            <wp:positionH relativeFrom="column">
+              <wp:posOffset>4354195</wp:posOffset>
+            </wp:positionH>
+            <wp:positionV relativeFrom="paragraph">
+              <wp:posOffset>12065</wp:posOffset>
+            </wp:positionV>
+            <wp:extent cx="159385" cy="159385"/>
+            <wp:effectExtent l="0" t="0" r="0" b="0"/>
+            <wp:wrapNone/>
+            <wp:docPr id="1212488361" name="Picture 6"/>
+            <wp:cNvGraphicFramePr>
+              <a:graphicFrameLocks xmlns:a="http://schemas.openxmlformats.org/drawingml/2006/main" noChangeAspect="1"/>
+            </wp:cNvGraphicFramePr>
+            <a:graphic xmlns:a="http://schemas.openxmlformats.org/drawingml/2006/main">
+              <a:graphicData uri="http://schemas.openxmlformats.org/drawingml/2006/picture">
+                <pic:pic xmlns:pic="http://schemas.openxmlformats.org/drawingml/2006/picture">
+                  <pic:nvPicPr>
+                    <pic:cNvPr id="1212488361" name="Picture 1212488361"/>
+                    <pic:cNvPicPr/>
+                  </pic:nvPicPr>
+                  <pic:blipFill>
+                    <a:blip r:embed="rId12">
+                      <a:extLst>
+                        <a:ext uri="{28A0092B-C50C-407E-A947-70E740481C1C}">
+                          <a14:useLocalDpi xmlns:a14="http://schemas.microsoft.com/office/drawing/2010/main" val="0"/>
+                        </a:ext>
+                      </a:extLst>
+                    </a:blip>
+                    <a:stretch>
+                      <a:fillRect/>
+                    </a:stretch>
+                  </pic:blipFill>
+                  <pic:spPr>
+                    <a:xfrm>
+                      <a:off x="0" y="0"/>
+                      <a:ext cx="159385" cy="159385"/>
+                    </a:xfrm>
+                    <a:prstGeom prst="rect">
+                      <a:avLst/>
+                    </a:prstGeom>
+                  </pic:spPr>
+                </pic:pic>
+              </a:graphicData>
+            </a:graphic>
+            <wp14:sizeRelH relativeFrom="page">
+              <wp14:pctWidth>0</wp14:pctWidth>
+            </wp14:sizeRelH>
+            <wp14:sizeRelV relativeFrom="page">
+              <wp14:pctHeight>0</wp14:pctHeight>
+            </wp14:sizeRelV>
+          </wp:anchor>
+        </w:drawing>
+      </w:r>
+      <w:r>
+        <w:rPr>
+          <w:rFonts w:ascii="Calibri" w:eastAsia="Calibri" w:hAnsi="Calibri" w:cs="Calibri"/>
+          <w:noProof/>
+          <w:sz w:val="21"/>
+          <w:szCs w:val="21"/>
+        </w:rPr>
+        <w:drawing>
+          <wp:anchor distT="0" distB="0" distL="114300" distR="114300" simplePos="0" relativeHeight="251663360" behindDoc="0" locked="0" layoutInCell="1" allowOverlap="1" wp14:anchorId="29FC7A53" wp14:editId="179E716E">
+            <wp:simplePos x="0" y="0"/>
+            <wp:positionH relativeFrom="column">
+              <wp:posOffset>5225875</wp:posOffset>
+            </wp:positionH>
+            <wp:positionV relativeFrom="paragraph">
+              <wp:posOffset>29210</wp:posOffset>
+            </wp:positionV>
+            <wp:extent cx="129540" cy="129540"/>
+            <wp:effectExtent l="0" t="0" r="3810" b="3810"/>
+            <wp:wrapNone/>
+            <wp:docPr id="477118858" name="Picture 7"/>
+            <wp:cNvGraphicFramePr>
+              <a:graphicFrameLocks xmlns:a="http://schemas.openxmlformats.org/drawingml/2006/main" noChangeAspect="1"/>
+            </wp:cNvGraphicFramePr>
+            <a:graphic xmlns:a="http://schemas.openxmlformats.org/drawingml/2006/main">
+              <a:graphicData uri="http://schemas.openxmlformats.org/drawingml/2006/picture">
+                <pic:pic xmlns:pic="http://schemas.openxmlformats.org/drawingml/2006/picture">
+                  <pic:nvPicPr>
+                    <pic:cNvPr id="477118858" name="Picture 477118858"/>
+                    <pic:cNvPicPr/>
+                  </pic:nvPicPr>
+                  <pic:blipFill>
+                    <a:blip r:embed="rId13">
+                      <a:extLst>
+                        <a:ext uri="{28A0092B-C50C-407E-A947-70E740481C1C}">
+                          <a14:useLocalDpi xmlns:a14="http://schemas.microsoft.com/office/drawing/2010/main" val="0"/>
+                        </a:ext>
+                      </a:extLst>
+                    </a:blip>
+                    <a:stretch>
+                      <a:fillRect/>
+                    </a:stretch>
+                  </pic:blipFill>
+                  <pic:spPr>
+                    <a:xfrm>
+                      <a:off x="0" y="0"/>
+                      <a:ext cx="129540" cy="129540"/>
+                    </a:xfrm>
+                    <a:prstGeom prst="rect">
+                      <a:avLst/>
+                    </a:prstGeom>
+                  </pic:spPr>
+                </pic:pic>
+              </a:graphicData>
+            </a:graphic>
+            <wp14:sizeRelH relativeFrom="page">
+              <wp14:pctWidth>0</wp14:pctWidth>
+            </wp14:sizeRelH>
+            <wp14:sizeRelV relativeFrom="page">
+              <wp14:pctHeight>0</wp14:pctHeight>
+            </wp14:sizeRelV>
+          </wp:anchor>
+        </w:drawing>
+      </w:r>
+      <w:r>
+        <w:rPr>
+          <w:rFonts w:ascii="Calibri" w:eastAsia="Calibri" w:hAnsi="Calibri" w:cs="Calibri"/>
+          <w:color w:val="000000" w:themeColor="text1"/>
+          <w:sz w:val="21"/>
+          <w:szCs w:val="21"/>
+        </w:rPr>
+        <w:t xml:space="preserve"> </w:t>
+      </w:r>
+      <w:hyperlink r:id="rId14">
         <w:r>
           <w:rPr>
             <w:rStyle w:val="Hyperlink"/>
             <w:rFonts w:ascii="Calibri" w:eastAsia="Calibri" w:hAnsi="Calibri" w:cs="Calibri"/>
+            <w:color w:val="262626" w:themeColor="text1" w:themeTint="D9"/>
             <w:sz w:val="21"/>
             <w:szCs w:val="21"/>
           </w:rPr>
-          <w:t>getdaniyalkhan@gmail.com</w:t>
-        </w:r>
-      </w:hyperlink>
-      <w:r>
-        <w:rPr>
-          <w:rFonts w:ascii="Calibri" w:eastAsia="Calibri" w:hAnsi="Calibri" w:cs="Calibri"/>
-          <w:color w:val="000000" w:themeColor="text1"/>
-          <w:sz w:val="21"/>
-          <w:szCs w:val="21"/>
-        </w:rPr>
-        <w:t xml:space="preserve"> |</w:t>
-      </w:r>
-      <w:r>
-        <w:rPr>
-          <w:rFonts w:ascii="Calibri" w:eastAsia="Calibri" w:hAnsi="Calibri" w:cs="Calibri"/>
-          <w:color w:val="000000" w:themeColor="text1"/>
-          <w:sz w:val="21"/>
-          <w:szCs w:val="21"/>
-        </w:rPr>
-        <w:t xml:space="preserve"> </w:t>
-      </w:r>
-      <w:r>
-        <w:rPr>
-          <w:rFonts w:ascii="Calibri" w:eastAsia="Calibri" w:hAnsi="Calibri" w:cs="Calibri"/>
-          <w:color w:val="000000" w:themeColor="text1"/>
-          <w:sz w:val="21"/>
-          <w:szCs w:val="21"/>
-        </w:rPr>
-        <w:t xml:space="preserve">Phone: +91 9758921049 </w:t>
-      </w:r>
-      <w:r>
-        <w:rPr>
-          <w:rFonts w:ascii="Calibri" w:eastAsia="Calibri" w:hAnsi="Calibri" w:cs="Calibri"/>
-          <w:color w:val="000000" w:themeColor="text1"/>
-          <w:sz w:val="21"/>
-          <w:szCs w:val="21"/>
-        </w:rPr>
-        <w:t>|</w:t>
-      </w:r>
-      <w:r>
-        <w:rPr>
-          <w:rFonts w:ascii="Calibri" w:eastAsia="Calibri" w:hAnsi="Calibri" w:cs="Calibri"/>
-          <w:color w:val="000000" w:themeColor="text1"/>
-          <w:sz w:val="21"/>
-          <w:szCs w:val="21"/>
-        </w:rPr>
-        <w:t xml:space="preserve"> </w:t>
-      </w:r>
-      <w:r>
-        <w:rPr>
-          <w:rFonts w:ascii="Calibri" w:eastAsia="Calibri" w:hAnsi="Calibri" w:cs="Calibri"/>
-          <w:color w:val="000000" w:themeColor="text1"/>
-          <w:sz w:val="21"/>
-          <w:szCs w:val="21"/>
-        </w:rPr>
-        <w:t>LinkedIn</w:t>
-      </w:r>
-      <w:r>
-        <w:rPr>
-          <w:rFonts w:ascii="Calibri" w:eastAsia="Calibri" w:hAnsi="Calibri" w:cs="Calibri"/>
-          <w:color w:val="000000" w:themeColor="text1"/>
-          <w:sz w:val="21"/>
-          <w:szCs w:val="21"/>
-        </w:rPr>
-        <w:t xml:space="preserve">: </w:t>
-      </w:r>
-      <w:hyperlink r:id="rId10">
-        <w:proofErr w:type="spellStart"/>
-        <w:r>
-          <w:rPr>
-            <w:rStyle w:val="Hyperlink"/>
-            <w:rFonts w:ascii="Calibri" w:eastAsia="Calibri" w:hAnsi="Calibri" w:cs="Calibri"/>
-            <w:sz w:val="21"/>
-            <w:szCs w:val="21"/>
-          </w:rPr>
-          <w:t>daniyal</w:t>
-        </w:r>
-        <w:proofErr w:type="spellEnd"/>
-        <w:r>
-          <w:rPr>
-            <w:rStyle w:val="Hyperlink"/>
-            <w:rFonts w:ascii="Calibri" w:eastAsia="Calibri" w:hAnsi="Calibri" w:cs="Calibri"/>
-            <w:sz w:val="21"/>
-            <w:szCs w:val="21"/>
-          </w:rPr>
-          <w:t>-kh</w:t>
+          <w:t>getdaniyalkhan</w:t>
         </w:r>
         <w:r>
           <w:rPr>
             <w:rStyle w:val="Hyperlink"/>
             <w:rFonts w:ascii="Calibri" w:eastAsia="Calibri" w:hAnsi="Calibri" w:cs="Calibri"/>
+            <w:color w:val="262626" w:themeColor="text1" w:themeTint="D9"/>
             <w:sz w:val="21"/>
             <w:szCs w:val="21"/>
           </w:rPr>
-          <w:t>a</w:t>
+          <w:t>@</w:t>
         </w:r>
         <w:r>
           <w:rPr>
             <w:rStyle w:val="Hyperlink"/>
             <w:rFonts w:ascii="Calibri" w:eastAsia="Calibri" w:hAnsi="Calibri" w:cs="Calibri"/>
+            <w:color w:val="262626" w:themeColor="text1" w:themeTint="D9"/>
             <w:sz w:val="21"/>
             <w:szCs w:val="21"/>
           </w:rPr>
-          <w:t>n</w:t>
+          <w:t>gmail.com</w:t>
         </w:r>
       </w:hyperlink>
       <w:r>
         <w:rPr>
           <w:rFonts w:ascii="Calibri" w:eastAsia="Calibri" w:hAnsi="Calibri" w:cs="Calibri"/>
-          <w:color w:val="000000" w:themeColor="text1"/>
+          <w:color w:val="262626" w:themeColor="text1" w:themeTint="D9"/>
           <w:sz w:val="21"/>
           <w:szCs w:val="21"/>
         </w:rPr>
-        <w:t xml:space="preserve"> </w:t>
-      </w:r>
-      <w:r>
-        <w:rPr>
-          <w:rFonts w:ascii="Calibri" w:eastAsia="Calibri" w:hAnsi="Calibri" w:cs="Calibri"/>
-          <w:color w:val="000000" w:themeColor="text1"/>
+        <w:t xml:space="preserve">        </w:t>
+      </w:r>
+      <w:r>
+        <w:rPr>
+          <w:rFonts w:ascii="Calibri" w:eastAsia="Calibri" w:hAnsi="Calibri" w:cs="Calibri"/>
+          <w:color w:val="262626" w:themeColor="text1" w:themeTint="D9"/>
           <w:sz w:val="21"/>
           <w:szCs w:val="21"/>
         </w:rPr>
-        <w:t xml:space="preserve">| GitHub: </w:t>
-      </w:r>
-      <w:hyperlink r:id="rId11">
+        <w:t>+91 9758921049</w:t>
+      </w:r>
+      <w:r>
+        <w:rPr>
+          <w:rFonts w:ascii="Calibri" w:eastAsia="Calibri" w:hAnsi="Calibri" w:cs="Calibri"/>
+          <w:color w:val="262626" w:themeColor="text1" w:themeTint="D9"/>
+          <w:sz w:val="21"/>
+          <w:szCs w:val="21"/>
+        </w:rPr>
+        <w:t xml:space="preserve">         </w:t>
+      </w:r>
+      <w:hyperlink r:id="rId15">
         <w:r>
           <w:rPr>
             <w:rStyle w:val="Hyperlink"/>
             <w:rFonts w:ascii="Calibri" w:eastAsia="Calibri" w:hAnsi="Calibri" w:cs="Calibri"/>
+            <w:color w:val="262626" w:themeColor="text1" w:themeTint="D9"/>
             <w:sz w:val="21"/>
             <w:szCs w:val="21"/>
           </w:rPr>
-          <w:t>Daniy</w:t>
+          <w:t>daniyal-k</w:t>
         </w:r>
         <w:r>
           <w:rPr>
             <w:rStyle w:val="Hyperlink"/>
             <w:rFonts w:ascii="Calibri" w:eastAsia="Calibri" w:hAnsi="Calibri" w:cs="Calibri"/>
+            <w:color w:val="262626" w:themeColor="text1" w:themeTint="D9"/>
             <w:sz w:val="21"/>
             <w:szCs w:val="21"/>
           </w:rPr>
-          <w:t>a</w:t>
+          <w:t>h</w:t>
         </w:r>
         <w:r>
           <w:rPr>
             <w:rStyle w:val="Hyperlink"/>
             <w:rFonts w:ascii="Calibri" w:eastAsia="Calibri" w:hAnsi="Calibri" w:cs="Calibri"/>
+            <w:color w:val="262626" w:themeColor="text1" w:themeTint="D9"/>
             <w:sz w:val="21"/>
             <w:szCs w:val="21"/>
           </w:rPr>
-          <w:t>lk0</w:t>
+          <w:t>an</w:t>
         </w:r>
       </w:hyperlink>
+      <w:r>
+        <w:rPr>
+          <w:color w:val="262626" w:themeColor="text1" w:themeTint="D9"/>
+        </w:rPr>
+        <w:t xml:space="preserve">       </w:t>
+      </w:r>
+      <w:hyperlink r:id="rId16">
+        <w:r>
+          <w:rPr>
+            <w:rStyle w:val="Hyperlink"/>
+            <w:rFonts w:ascii="Calibri" w:eastAsia="Calibri" w:hAnsi="Calibri" w:cs="Calibri"/>
+            <w:color w:val="262626" w:themeColor="text1" w:themeTint="D9"/>
+            <w:sz w:val="21"/>
+            <w:szCs w:val="21"/>
+          </w:rPr>
+          <w:t>Daniyalk0</w:t>
+        </w:r>
+      </w:hyperlink>
+      <w:r>
+        <w:rPr>
+          <w:color w:val="262626" w:themeColor="text1" w:themeTint="D9"/>
+        </w:rPr>
+        <w:t xml:space="preserve">        </w:t>
+      </w:r>
+      <w:r>
+        <w:rPr>
+          <w:rFonts w:asciiTheme="majorHAnsi" w:hAnsiTheme="majorHAnsi" w:cstheme="majorHAnsi"/>
+          <w:color w:val="262626" w:themeColor="text1" w:themeTint="D9"/>
+          <w:sz w:val="20"/>
+          <w:szCs w:val="20"/>
+        </w:rPr>
+        <w:t>New Delhi, India</w:t>
+      </w:r>
     </w:p>
     <w:p>
       <w:pPr>
@@ -381,43 +614,57 @@
           <w:right w:val="nil"/>
           <w:between w:val="nil"/>
         </w:pBdr>
-        <w:spacing w:after="200"/>
-        <w:jc w:val="both"/>
-        <w:rPr>
-          <w:rFonts w:ascii="Calibri" w:eastAsia="Calibri" w:hAnsi="Calibri" w:cs="Calibri"/>
-          <w:sz w:val="22"/>
-          <w:szCs w:val="22"/>
-          <w:lang w:val="en-IN"/>
-        </w:rPr>
-      </w:pPr>
-      <w:r>
-        <w:rPr>
-          <w:rFonts w:ascii="Calibri" w:eastAsia="Calibri" w:hAnsi="Calibri" w:cs="Calibri"/>
-          <w:sz w:val="22"/>
-          <w:szCs w:val="22"/>
-          <w:lang w:val="en-IN"/>
-        </w:rPr>
-        <w:t xml:space="preserve">Detail-oriented </w:t>
-      </w:r>
-      <w:r>
-        <w:rPr>
-          <w:rFonts w:ascii="Calibri" w:eastAsia="Calibri" w:hAnsi="Calibri" w:cs="Calibri"/>
-          <w:b/>
-          <w:bCs/>
-          <w:sz w:val="22"/>
-          <w:szCs w:val="22"/>
-          <w:lang w:val="en-IN"/>
-        </w:rPr>
-        <w:t>Full Stack Developer</w:t>
-      </w:r>
-      <w:r>
-        <w:rPr>
-          <w:rFonts w:ascii="Calibri" w:eastAsia="Calibri" w:hAnsi="Calibri" w:cs="Calibri"/>
-          <w:sz w:val="22"/>
-          <w:szCs w:val="22"/>
-          <w:lang w:val="en-IN"/>
-        </w:rPr>
-        <w:t xml:space="preserve"> with a strong focus on building responsive, accessible, and performance-optimized web applications. Experienced in developing intuitive user interfaces while working with backend technologies, databases, authentication, and APIs to deliver complete web solutions. Passionate about creating scalable, user-centric digital experiences.</w:t>
+        <w:rPr>
+          <w:rFonts w:ascii="Calibri" w:eastAsia="Calibri" w:hAnsi="Calibri" w:cs="Calibri"/>
+          <w:color w:val="262626" w:themeColor="text1" w:themeTint="D9"/>
+          <w:sz w:val="22"/>
+          <w:szCs w:val="22"/>
+        </w:rPr>
+      </w:pPr>
+      <w:r>
+        <w:rPr>
+          <w:rFonts w:ascii="Calibri" w:eastAsia="Calibri" w:hAnsi="Calibri" w:cs="Calibri"/>
+          <w:color w:val="262626" w:themeColor="text1" w:themeTint="D9"/>
+          <w:sz w:val="22"/>
+          <w:szCs w:val="22"/>
+        </w:rPr>
+        <w:t>Detail-oriented Full Stack Developer with a strong focus on building responsive, accessible, and performance-optimized web applications. Experienced in developing intuitive user interfaces while working with backend technologies, databases, authentication,</w:t>
+      </w:r>
+      <w:r>
+        <w:rPr>
+          <w:rFonts w:ascii="Calibri" w:eastAsia="Calibri" w:hAnsi="Calibri" w:cs="Calibri"/>
+          <w:color w:val="262626" w:themeColor="text1" w:themeTint="D9"/>
+          <w:sz w:val="22"/>
+          <w:szCs w:val="22"/>
+        </w:rPr>
+        <w:t xml:space="preserve"> </w:t>
+      </w:r>
+      <w:r>
+        <w:rPr>
+          <w:rFonts w:ascii="Calibri" w:eastAsia="Calibri" w:hAnsi="Calibri" w:cs="Calibri"/>
+          <w:color w:val="262626" w:themeColor="text1" w:themeTint="D9"/>
+          <w:sz w:val="22"/>
+          <w:szCs w:val="22"/>
+        </w:rPr>
+        <w:t>and</w:t>
+      </w:r>
+      <w:r>
+        <w:rPr>
+          <w:rFonts w:ascii="Calibri" w:eastAsia="Calibri" w:hAnsi="Calibri" w:cs="Calibri"/>
+          <w:color w:val="262626" w:themeColor="text1" w:themeTint="D9"/>
+          <w:sz w:val="22"/>
+          <w:szCs w:val="22"/>
+        </w:rPr>
+        <w:t xml:space="preserve"> </w:t>
+      </w:r>
+      <w:r>
+        <w:rPr>
+          <w:rFonts w:ascii="Calibri" w:eastAsia="Calibri" w:hAnsi="Calibri" w:cs="Calibri"/>
+          <w:color w:val="262626" w:themeColor="text1" w:themeTint="D9"/>
+          <w:sz w:val="22"/>
+          <w:szCs w:val="22"/>
+        </w:rPr>
+        <w:t>APIs to deliver complete web solutions. Passionate about creating scalable, user-centric digital experiences.</w:t>
       </w:r>
     </w:p>
     <w:p>
@@ -433,8 +680,8 @@
         <w:jc w:val="both"/>
         <w:rPr>
           <w:rFonts w:ascii="Calibri" w:eastAsia="Calibri" w:hAnsi="Calibri" w:cs="Calibri"/>
-          <w:sz w:val="16"/>
-          <w:szCs w:val="16"/>
+          <w:sz w:val="22"/>
+          <w:szCs w:val="22"/>
         </w:rPr>
       </w:pPr>
     </w:p>
@@ -513,8 +760,6 @@
       <w:r>
         <w:rPr>
           <w:rFonts w:ascii="Calibri" w:eastAsia="Calibri" w:hAnsi="Calibri" w:cs="Calibri"/>
-          <w:b/>
-          <w:bCs/>
           <w:sz w:val="22"/>
           <w:szCs w:val="22"/>
           <w:lang w:val="en-IN"/>
@@ -524,26 +769,37 @@
       <w:r>
         <w:rPr>
           <w:rFonts w:ascii="Calibri" w:eastAsia="Calibri" w:hAnsi="Calibri" w:cs="Calibri"/>
-          <w:b/>
-          <w:bCs/>
           <w:sz w:val="22"/>
           <w:szCs w:val="22"/>
           <w:lang w:val="en-IN"/>
         </w:rPr>
-        <w:t xml:space="preserve">: </w:t>
-      </w:r>
-      <w:r>
-        <w:rPr>
-          <w:rFonts w:ascii="Calibri" w:eastAsia="Calibri" w:hAnsi="Calibri" w:cs="Calibri"/>
+        <w:t>:</w:t>
+      </w:r>
+      <w:r>
+        <w:rPr>
+          <w:rFonts w:ascii="Calibri" w:eastAsia="Calibri" w:hAnsi="Calibri" w:cs="Calibri"/>
+          <w:b/>
+          <w:bCs/>
           <w:sz w:val="22"/>
           <w:szCs w:val="22"/>
           <w:lang w:val="en-IN"/>
         </w:rPr>
+        <w:t xml:space="preserve"> </w:t>
+      </w:r>
+      <w:r>
+        <w:rPr>
+          <w:rFonts w:ascii="Calibri" w:eastAsia="Calibri" w:hAnsi="Calibri" w:cs="Calibri"/>
+          <w:color w:val="262626" w:themeColor="text1" w:themeTint="D9"/>
+          <w:sz w:val="22"/>
+          <w:szCs w:val="22"/>
+          <w:lang w:val="en-IN"/>
+        </w:rPr>
         <w:t>React.js, Next.js, Tailwind CSS</w:t>
       </w:r>
       <w:r>
         <w:rPr>
           <w:rFonts w:ascii="Calibri" w:eastAsia="Calibri" w:hAnsi="Calibri" w:cs="Calibri"/>
+          <w:color w:val="262626" w:themeColor="text1" w:themeTint="D9"/>
           <w:sz w:val="22"/>
           <w:szCs w:val="22"/>
           <w:lang w:val="en-IN"/>
@@ -553,6 +809,7 @@
       <w:r>
         <w:rPr>
           <w:rFonts w:ascii="Calibri" w:eastAsia="Calibri" w:hAnsi="Calibri" w:cs="Calibri"/>
+          <w:color w:val="262626" w:themeColor="text1" w:themeTint="D9"/>
           <w:sz w:val="22"/>
           <w:szCs w:val="22"/>
           <w:lang w:val="en-IN"/>
@@ -562,6 +819,7 @@
       <w:r>
         <w:rPr>
           <w:rFonts w:ascii="Calibri" w:eastAsia="Calibri" w:hAnsi="Calibri" w:cs="Calibri"/>
+          <w:color w:val="262626" w:themeColor="text1" w:themeTint="D9"/>
           <w:sz w:val="22"/>
           <w:szCs w:val="22"/>
           <w:lang w:val="en-IN"/>
@@ -588,6 +846,7 @@
         <w:spacing w:before="40"/>
         <w:rPr>
           <w:rFonts w:ascii="Calibri" w:eastAsia="Calibri" w:hAnsi="Calibri" w:cs="Calibri"/>
+          <w:color w:val="262626" w:themeColor="text1" w:themeTint="D9"/>
           <w:sz w:val="22"/>
           <w:szCs w:val="22"/>
           <w:lang w:val="en-IN"/>
@@ -596,60 +855,92 @@
       <w:r>
         <w:rPr>
           <w:rFonts w:ascii="Calibri" w:eastAsia="Calibri" w:hAnsi="Calibri" w:cs="Calibri"/>
-          <w:b/>
-          <w:bCs/>
           <w:sz w:val="22"/>
           <w:szCs w:val="22"/>
           <w:lang w:val="en-IN"/>
         </w:rPr>
-        <w:t xml:space="preserve">Backend &amp; Database: </w:t>
-      </w:r>
-      <w:r>
-        <w:rPr>
-          <w:rFonts w:ascii="Calibri" w:eastAsia="Calibri" w:hAnsi="Calibri" w:cs="Calibri"/>
+        <w:t>Backend &amp; Database:</w:t>
+      </w:r>
+      <w:r>
+        <w:rPr>
+          <w:rFonts w:ascii="Calibri" w:eastAsia="Calibri" w:hAnsi="Calibri" w:cs="Calibri"/>
+          <w:b/>
+          <w:bCs/>
           <w:sz w:val="22"/>
           <w:szCs w:val="22"/>
           <w:lang w:val="en-IN"/>
         </w:rPr>
+        <w:t xml:space="preserve"> </w:t>
+      </w:r>
+      <w:r>
+        <w:rPr>
+          <w:rFonts w:ascii="Calibri" w:eastAsia="Calibri" w:hAnsi="Calibri" w:cs="Calibri"/>
+          <w:color w:val="262626" w:themeColor="text1" w:themeTint="D9"/>
+          <w:sz w:val="22"/>
+          <w:szCs w:val="22"/>
+          <w:lang w:val="en-IN"/>
+        </w:rPr>
         <w:t xml:space="preserve">Prisma, </w:t>
       </w:r>
-      <w:proofErr w:type="spellStart"/>
-      <w:r>
-        <w:rPr>
-          <w:rFonts w:ascii="Calibri" w:eastAsia="Calibri" w:hAnsi="Calibri" w:cs="Calibri"/>
+      <w:r>
+        <w:rPr>
+          <w:rFonts w:ascii="Calibri" w:eastAsia="Calibri" w:hAnsi="Calibri" w:cs="Calibri"/>
+          <w:color w:val="262626" w:themeColor="text1" w:themeTint="D9"/>
           <w:sz w:val="22"/>
           <w:szCs w:val="22"/>
           <w:lang w:val="en-IN"/>
         </w:rPr>
-        <w:t>Supabase</w:t>
-      </w:r>
-      <w:proofErr w:type="spellEnd"/>
-      <w:r>
-        <w:rPr>
-          <w:rFonts w:ascii="Calibri" w:eastAsia="Calibri" w:hAnsi="Calibri" w:cs="Calibri"/>
+        <w:t>PostgreSQL</w:t>
+      </w:r>
+      <w:r>
+        <w:rPr>
+          <w:rFonts w:ascii="Calibri" w:eastAsia="Calibri" w:hAnsi="Calibri" w:cs="Calibri"/>
+          <w:color w:val="262626" w:themeColor="text1" w:themeTint="D9"/>
           <w:sz w:val="22"/>
           <w:szCs w:val="22"/>
           <w:lang w:val="en-IN"/>
         </w:rPr>
-        <w:t xml:space="preserve"> (PostgreSQL)</w:t>
-      </w:r>
-      <w:r>
-        <w:rPr>
-          <w:rFonts w:ascii="Calibri" w:eastAsia="Calibri" w:hAnsi="Calibri" w:cs="Calibri"/>
+        <w:t xml:space="preserve">, </w:t>
+      </w:r>
+      <w:r>
+        <w:rPr>
+          <w:rFonts w:ascii="Calibri" w:eastAsia="Calibri" w:hAnsi="Calibri" w:cs="Calibri"/>
+          <w:color w:val="262626" w:themeColor="text1" w:themeTint="D9"/>
           <w:sz w:val="22"/>
           <w:szCs w:val="22"/>
           <w:lang w:val="en-IN"/>
         </w:rPr>
-        <w:t>, REST APIs</w:t>
-      </w:r>
-      <w:r>
-        <w:rPr>
-          <w:rFonts w:ascii="Calibri" w:eastAsia="Calibri" w:hAnsi="Calibri" w:cs="Calibri"/>
+        <w:t>REST APIs</w:t>
+      </w:r>
+      <w:r>
+        <w:rPr>
+          <w:rFonts w:ascii="Calibri" w:eastAsia="Calibri" w:hAnsi="Calibri" w:cs="Calibri"/>
+          <w:color w:val="262626" w:themeColor="text1" w:themeTint="D9"/>
           <w:sz w:val="22"/>
           <w:szCs w:val="22"/>
           <w:lang w:val="en-IN"/>
         </w:rPr>
-        <w:t>, Auth.js</w:t>
+        <w:t xml:space="preserve">, </w:t>
+      </w:r>
+      <w:r>
+        <w:rPr>
+          <w:rFonts w:ascii="Calibri" w:eastAsia="Calibri" w:hAnsi="Calibri" w:cs="Calibri"/>
+          <w:color w:val="262626" w:themeColor="text1" w:themeTint="D9"/>
+          <w:sz w:val="22"/>
+          <w:szCs w:val="22"/>
+          <w:lang w:val="en-IN"/>
+        </w:rPr>
+        <w:t>Authentication</w:t>
+      </w:r>
+      <w:r>
+        <w:rPr>
+          <w:rFonts w:ascii="Calibri" w:eastAsia="Calibri" w:hAnsi="Calibri" w:cs="Calibri"/>
+          <w:color w:val="262626" w:themeColor="text1" w:themeTint="D9"/>
+          <w:sz w:val="22"/>
+          <w:szCs w:val="22"/>
+          <w:lang w:val="en-IN"/>
+        </w:rPr>
+        <w:t>, TanStack Query</w:t>
       </w:r>
     </w:p>
     <w:p>
@@ -671,6 +962,7 @@
         <w:spacing w:before="40"/>
         <w:rPr>
           <w:rFonts w:ascii="Calibri" w:eastAsia="Calibri" w:hAnsi="Calibri" w:cs="Calibri"/>
+          <w:color w:val="262626" w:themeColor="text1" w:themeTint="D9"/>
           <w:sz w:val="22"/>
           <w:szCs w:val="22"/>
           <w:lang w:val="en-IN"/>
@@ -679,34 +971,53 @@
       <w:r>
         <w:rPr>
           <w:rFonts w:ascii="Calibri" w:eastAsia="Calibri" w:hAnsi="Calibri" w:cs="Calibri"/>
-          <w:b/>
-          <w:bCs/>
           <w:sz w:val="22"/>
           <w:szCs w:val="22"/>
           <w:lang w:val="en-IN"/>
         </w:rPr>
-        <w:t xml:space="preserve">Others: </w:t>
-      </w:r>
-      <w:r>
-        <w:rPr>
-          <w:rFonts w:ascii="Calibri" w:eastAsia="Calibri" w:hAnsi="Calibri" w:cs="Calibri"/>
+        <w:t>Others:</w:t>
+      </w:r>
+      <w:r>
+        <w:rPr>
+          <w:rFonts w:ascii="Calibri" w:eastAsia="Calibri" w:hAnsi="Calibri" w:cs="Calibri"/>
+          <w:b/>
+          <w:bCs/>
           <w:sz w:val="22"/>
           <w:szCs w:val="22"/>
           <w:lang w:val="en-IN"/>
         </w:rPr>
-        <w:t xml:space="preserve">Redux Toolkit, Context API, Git, GitHub, </w:t>
-      </w:r>
-      <w:proofErr w:type="spellStart"/>
-      <w:r>
-        <w:rPr>
-          <w:rFonts w:ascii="Calibri" w:eastAsia="Calibri" w:hAnsi="Calibri" w:cs="Calibri"/>
+        <w:t xml:space="preserve"> </w:t>
+      </w:r>
+      <w:r>
+        <w:rPr>
+          <w:rFonts w:ascii="Calibri" w:eastAsia="Calibri" w:hAnsi="Calibri" w:cs="Calibri"/>
+          <w:color w:val="262626" w:themeColor="text1" w:themeTint="D9"/>
           <w:sz w:val="22"/>
           <w:szCs w:val="22"/>
           <w:lang w:val="en-IN"/>
         </w:rPr>
-        <w:t>Vercel</w:t>
-      </w:r>
-      <w:proofErr w:type="spellEnd"/>
+        <w:t>Redux Toolkit,</w:t>
+      </w:r>
+      <w:r>
+        <w:rPr>
+          <w:rFonts w:ascii="Calibri" w:eastAsia="Calibri" w:hAnsi="Calibri" w:cs="Calibri"/>
+          <w:color w:val="262626" w:themeColor="text1" w:themeTint="D9"/>
+          <w:sz w:val="22"/>
+          <w:szCs w:val="22"/>
+          <w:lang w:val="en-IN"/>
+        </w:rPr>
+        <w:t xml:space="preserve"> Zustand,</w:t>
+      </w:r>
+      <w:r>
+        <w:rPr>
+          <w:rFonts w:ascii="Calibri" w:eastAsia="Calibri" w:hAnsi="Calibri" w:cs="Calibri"/>
+          <w:color w:val="262626" w:themeColor="text1" w:themeTint="D9"/>
+          <w:sz w:val="22"/>
+          <w:szCs w:val="22"/>
+          <w:lang w:val="en-IN"/>
+        </w:rPr>
+        <w:t xml:space="preserve"> Context API, Git, GitHub, Vercel</w:t>
+      </w:r>
     </w:p>
     <w:p>
       <w:pPr>
@@ -769,1051 +1080,560 @@
         <w:spacing w:line="276" w:lineRule="auto"/>
         <w:rPr>
           <w:rFonts w:ascii="Calibri" w:eastAsia="Calibri" w:hAnsi="Calibri" w:cs="Calibri"/>
-          <w:b/>
-          <w:bCs/>
           <w:color w:val="000000" w:themeColor="text1"/>
           <w:lang w:val="it-IT"/>
         </w:rPr>
       </w:pPr>
-      <w:r>
-        <w:rPr>
-          <w:rFonts w:ascii="Calibri" w:eastAsia="Calibri" w:hAnsi="Calibri" w:cs="Calibri"/>
-          <w:b/>
-          <w:bCs/>
-          <w:lang w:val="it-IT"/>
-        </w:rPr>
-        <w:t>Personal Portfolio</w:t>
-      </w:r>
-      <w:r>
-        <w:rPr>
-          <w:rFonts w:ascii="Calibri" w:eastAsia="Calibri" w:hAnsi="Calibri" w:cs="Calibri"/>
-          <w:b/>
-          <w:bCs/>
-          <w:lang w:val="it-IT"/>
-        </w:rPr>
-        <w:t xml:space="preserve"> </w:t>
-      </w:r>
-      <w:r>
-        <w:rPr>
-          <w:rFonts w:ascii="Calibri" w:eastAsia="Calibri" w:hAnsi="Calibri" w:cs="Calibri"/>
-          <w:b/>
-          <w:bCs/>
-          <w:sz w:val="20"/>
-          <w:szCs w:val="20"/>
-          <w:lang w:val="it-IT"/>
-        </w:rPr>
-        <w:t>(AI Powered)</w:t>
-      </w:r>
-      <w:r>
-        <w:rPr>
-          <w:rFonts w:ascii="Calibri" w:eastAsia="Calibri" w:hAnsi="Calibri" w:cs="Calibri"/>
-          <w:sz w:val="20"/>
-          <w:szCs w:val="20"/>
-          <w:lang w:val="it-IT"/>
-        </w:rPr>
-        <w:t xml:space="preserve">                                                                                                                              </w:t>
-      </w:r>
-    </w:p>
-    <w:p>
-      <w:pPr>
-        <w:spacing w:line="276" w:lineRule="auto"/>
-        <w:rPr>
-          <w:rFonts w:ascii="Calibri" w:eastAsia="Calibri" w:hAnsi="Calibri" w:cs="Calibri"/>
-          <w:b/>
-          <w:bCs/>
-          <w:color w:val="000000" w:themeColor="text1"/>
-          <w:sz w:val="21"/>
-          <w:szCs w:val="21"/>
-        </w:rPr>
-      </w:pPr>
-      <w:r>
-        <w:rPr>
-          <w:rFonts w:ascii="Calibri" w:eastAsia="Calibri" w:hAnsi="Calibri" w:cs="Calibri"/>
-          <w:b/>
-          <w:bCs/>
-          <w:color w:val="000000" w:themeColor="text1"/>
-          <w:sz w:val="21"/>
-          <w:szCs w:val="21"/>
-        </w:rPr>
-        <w:t xml:space="preserve">Tools: Next.js, </w:t>
-      </w:r>
-      <w:r>
-        <w:rPr>
-          <w:rFonts w:ascii="Calibri" w:eastAsia="Calibri" w:hAnsi="Calibri" w:cs="Calibri"/>
-          <w:b/>
-          <w:bCs/>
-          <w:color w:val="000000" w:themeColor="text1"/>
-          <w:sz w:val="21"/>
-          <w:szCs w:val="21"/>
-        </w:rPr>
-        <w:t>Typescript</w:t>
-      </w:r>
-      <w:r>
-        <w:rPr>
-          <w:rFonts w:ascii="Calibri" w:eastAsia="Calibri" w:hAnsi="Calibri" w:cs="Calibri"/>
-          <w:b/>
-          <w:bCs/>
-          <w:color w:val="000000" w:themeColor="text1"/>
-          <w:sz w:val="21"/>
-          <w:szCs w:val="21"/>
-        </w:rPr>
-        <w:t xml:space="preserve">, </w:t>
-      </w:r>
-      <w:proofErr w:type="spellStart"/>
-      <w:r>
-        <w:rPr>
-          <w:rFonts w:ascii="Calibri" w:eastAsia="Calibri" w:hAnsi="Calibri" w:cs="Calibri"/>
-          <w:b/>
-          <w:bCs/>
-          <w:color w:val="000000" w:themeColor="text1"/>
-          <w:sz w:val="21"/>
-          <w:szCs w:val="21"/>
-        </w:rPr>
-        <w:t>Supabase</w:t>
-      </w:r>
-      <w:proofErr w:type="spellEnd"/>
-      <w:r>
-        <w:rPr>
-          <w:rFonts w:ascii="Calibri" w:eastAsia="Calibri" w:hAnsi="Calibri" w:cs="Calibri"/>
-          <w:b/>
-          <w:bCs/>
-          <w:color w:val="000000" w:themeColor="text1"/>
-          <w:sz w:val="21"/>
-          <w:szCs w:val="21"/>
-        </w:rPr>
-        <w:t xml:space="preserve"> (PostgreSQL</w:t>
-      </w:r>
-      <w:proofErr w:type="gramStart"/>
-      <w:r>
-        <w:rPr>
-          <w:rFonts w:ascii="Calibri" w:eastAsia="Calibri" w:hAnsi="Calibri" w:cs="Calibri"/>
-          <w:b/>
-          <w:bCs/>
-          <w:color w:val="000000" w:themeColor="text1"/>
-          <w:sz w:val="21"/>
-          <w:szCs w:val="21"/>
-        </w:rPr>
-        <w:t>) </w:t>
-      </w:r>
-      <w:r>
-        <w:rPr>
-          <w:rFonts w:ascii="Calibri" w:eastAsia="Calibri" w:hAnsi="Calibri" w:cs="Calibri"/>
-          <w:b/>
-          <w:bCs/>
-          <w:color w:val="000000" w:themeColor="text1"/>
-          <w:sz w:val="21"/>
-          <w:szCs w:val="21"/>
-        </w:rPr>
-        <w:t>,</w:t>
-      </w:r>
-      <w:proofErr w:type="gramEnd"/>
-      <w:r>
-        <w:rPr>
-          <w:rFonts w:ascii="Calibri" w:eastAsia="Calibri" w:hAnsi="Calibri" w:cs="Calibri"/>
-          <w:b/>
-          <w:bCs/>
-          <w:color w:val="000000" w:themeColor="text1"/>
-          <w:sz w:val="21"/>
-          <w:szCs w:val="21"/>
-        </w:rPr>
-        <w:t xml:space="preserve"> </w:t>
-      </w:r>
-      <w:r>
-        <w:rPr>
-          <w:rFonts w:ascii="Calibri" w:eastAsia="Calibri" w:hAnsi="Calibri" w:cs="Calibri"/>
-          <w:b/>
-          <w:bCs/>
-          <w:color w:val="000000" w:themeColor="text1"/>
-          <w:sz w:val="21"/>
-          <w:szCs w:val="21"/>
-        </w:rPr>
-        <w:t>Prisma (ORM)</w:t>
-      </w:r>
-      <w:r>
-        <w:rPr>
-          <w:rFonts w:ascii="Calibri" w:eastAsia="Calibri" w:hAnsi="Calibri" w:cs="Calibri"/>
-          <w:b/>
-          <w:bCs/>
-          <w:color w:val="000000" w:themeColor="text1"/>
-          <w:sz w:val="21"/>
-          <w:szCs w:val="21"/>
-        </w:rPr>
-        <w:t xml:space="preserve">, </w:t>
-      </w:r>
-      <w:r>
-        <w:rPr>
-          <w:rFonts w:ascii="Calibri" w:eastAsia="Calibri" w:hAnsi="Calibri" w:cs="Calibri"/>
-          <w:b/>
-          <w:bCs/>
-          <w:color w:val="000000" w:themeColor="text1"/>
-          <w:sz w:val="21"/>
-          <w:szCs w:val="21"/>
-        </w:rPr>
-        <w:t>NextAuth.js</w:t>
-      </w:r>
-      <w:r>
-        <w:rPr>
-          <w:rFonts w:ascii="Calibri" w:eastAsia="Calibri" w:hAnsi="Calibri" w:cs="Calibri"/>
-          <w:b/>
-          <w:bCs/>
-          <w:color w:val="000000" w:themeColor="text1"/>
-          <w:sz w:val="21"/>
-          <w:szCs w:val="21"/>
-        </w:rPr>
-        <w:t xml:space="preserve">, </w:t>
-      </w:r>
-      <w:proofErr w:type="spellStart"/>
-      <w:r>
-        <w:rPr>
-          <w:rFonts w:ascii="Calibri" w:eastAsia="Calibri" w:hAnsi="Calibri" w:cs="Calibri"/>
-          <w:b/>
-          <w:bCs/>
-          <w:color w:val="000000" w:themeColor="text1"/>
-          <w:sz w:val="21"/>
-          <w:szCs w:val="21"/>
-        </w:rPr>
-        <w:t>Razorpay</w:t>
-      </w:r>
-      <w:proofErr w:type="spellEnd"/>
-      <w:r>
-        <w:rPr>
-          <w:rFonts w:ascii="Calibri" w:eastAsia="Calibri" w:hAnsi="Calibri" w:cs="Calibri"/>
-          <w:b/>
-          <w:bCs/>
-          <w:color w:val="000000" w:themeColor="text1"/>
-          <w:sz w:val="21"/>
-          <w:szCs w:val="21"/>
-        </w:rPr>
-        <w:t xml:space="preserve"> (Test)</w:t>
-      </w:r>
-    </w:p>
-    <w:p>
-      <w:pPr>
-        <w:jc w:val="both"/>
-        <w:rPr>
-          <w:rFonts w:ascii="Calibri" w:eastAsia="Calibri" w:hAnsi="Calibri" w:cs="Calibri"/>
-          <w:sz w:val="22"/>
-          <w:szCs w:val="22"/>
-        </w:rPr>
-      </w:pPr>
-      <w:r>
-        <w:rPr>
-          <w:rFonts w:ascii="Calibri" w:eastAsia="Calibri" w:hAnsi="Calibri" w:cs="Calibri"/>
-          <w:sz w:val="22"/>
-          <w:szCs w:val="22"/>
-        </w:rPr>
-        <w:t>A modern AI-powered portfolio website designed to showcase my projects, skills, and professional journey through an immersive, interactive experience. It features a context-aware AI assistant that helps visitors explore my work and experience.</w:t>
-      </w:r>
-    </w:p>
-    <w:p>
-      <w:pPr>
-        <w:jc w:val="both"/>
-      </w:pPr>
-      <w:hyperlink r:id="rId12">
+      <w:hyperlink r:id="rId17" w:history="1">
         <w:r>
           <w:rPr>
             <w:rStyle w:val="Hyperlink"/>
             <w:rFonts w:ascii="Calibri" w:eastAsia="Calibri" w:hAnsi="Calibri" w:cs="Calibri"/>
-            <w:b/>
-            <w:bCs/>
-            <w:sz w:val="21"/>
-            <w:szCs w:val="21"/>
+            <w:lang w:val="it-IT"/>
           </w:rPr>
-          <w:t>Live Link</w:t>
+          <w:t>Greenova</w:t>
         </w:r>
       </w:hyperlink>
+      <w:r>
+        <w:rPr>
+          <w:rFonts w:ascii="Calibri" w:eastAsia="Calibri" w:hAnsi="Calibri" w:cs="Calibri"/>
+          <w:lang w:val="it-IT"/>
+        </w:rPr>
+        <w:t xml:space="preserve"> </w:t>
+      </w:r>
+      <w:r>
+        <w:rPr>
+          <w:rFonts w:ascii="Calibri" w:eastAsia="Calibri" w:hAnsi="Calibri" w:cs="Calibri"/>
+          <w:sz w:val="22"/>
+          <w:szCs w:val="22"/>
+          <w:lang w:val="it-IT"/>
+        </w:rPr>
+        <w:t xml:space="preserve">(E – Commerce)                                                                                                                                  </w:t>
+      </w:r>
     </w:p>
     <w:p>
       <w:pPr>
         <w:jc w:val="both"/>
-      </w:pPr>
+        <w:rPr>
+          <w:rFonts w:ascii="Calibri" w:eastAsia="Calibri" w:hAnsi="Calibri" w:cs="Calibri"/>
+          <w:color w:val="000000" w:themeColor="text1"/>
+          <w:lang w:val="en-IN"/>
+        </w:rPr>
+      </w:pPr>
+      <w:r>
+        <w:rPr>
+          <w:rFonts w:ascii="Calibri" w:eastAsia="Calibri" w:hAnsi="Calibri" w:cs="Calibri"/>
+          <w:color w:val="000000" w:themeColor="text1"/>
+          <w:lang w:val="en-IN"/>
+        </w:rPr>
+        <w:t xml:space="preserve">Tools: </w:t>
+      </w:r>
+      <w:r>
+        <w:rPr>
+          <w:rFonts w:ascii="Calibri" w:eastAsia="Calibri" w:hAnsi="Calibri" w:cs="Calibri"/>
+          <w:color w:val="262626" w:themeColor="text1" w:themeTint="D9"/>
+          <w:sz w:val="22"/>
+          <w:szCs w:val="22"/>
+          <w:lang w:val="en-IN"/>
+        </w:rPr>
+        <w:t>Next.js, TypeScript, Supabase (PostgreSQL), Prisma (ORM), NextAuth.js, Razorpay (Test)</w:t>
+      </w:r>
     </w:p>
     <w:p>
       <w:pPr>
+        <w:pStyle w:val="ListParagraph"/>
+        <w:numPr>
+          <w:ilvl w:val="0"/>
+          <w:numId w:val="9"/>
+        </w:numPr>
+        <w:ind w:left="360"/>
+        <w:jc w:val="both"/>
+        <w:rPr>
+          <w:rFonts w:ascii="Calibri" w:eastAsia="Calibri" w:hAnsi="Calibri" w:cs="Calibri"/>
+          <w:color w:val="262626" w:themeColor="text1" w:themeTint="D9"/>
+          <w:lang w:val="en-IN"/>
+        </w:rPr>
+      </w:pPr>
+      <w:r>
+        <w:rPr>
+          <w:rFonts w:ascii="Calibri" w:eastAsia="Calibri" w:hAnsi="Calibri" w:cs="Calibri"/>
+          <w:color w:val="262626" w:themeColor="text1" w:themeTint="D9"/>
+        </w:rPr>
+        <w:t>Built a full-stack e-commerce platform with product discovery, cart, wishlist, delivery checks, checkout, and order management.</w:t>
+      </w:r>
+    </w:p>
+    <w:p>
+      <w:pPr>
+        <w:pStyle w:val="ListParagraph"/>
+        <w:numPr>
+          <w:ilvl w:val="0"/>
+          <w:numId w:val="9"/>
+        </w:numPr>
+        <w:ind w:left="360"/>
+        <w:rPr>
+          <w:rFonts w:asciiTheme="majorHAnsi" w:hAnsiTheme="majorHAnsi" w:cstheme="majorHAnsi"/>
+          <w:color w:val="262626" w:themeColor="text1" w:themeTint="D9"/>
+        </w:rPr>
+      </w:pPr>
+      <w:r>
+        <w:rPr>
+          <w:rFonts w:asciiTheme="majorHAnsi" w:hAnsiTheme="majorHAnsi" w:cstheme="majorHAnsi"/>
+          <w:color w:val="262626" w:themeColor="text1" w:themeTint="D9"/>
+        </w:rPr>
+        <w:t xml:space="preserve">Implemented email/password and Google/Facebook OAuth authentication with session management, protected routes, and account merging. </w:t>
+      </w:r>
+    </w:p>
+    <w:p>
+      <w:pPr>
+        <w:pStyle w:val="ListParagraph"/>
+        <w:numPr>
+          <w:ilvl w:val="0"/>
+          <w:numId w:val="9"/>
+        </w:numPr>
+        <w:ind w:left="360"/>
+        <w:rPr>
+          <w:rFonts w:asciiTheme="majorHAnsi" w:hAnsiTheme="majorHAnsi" w:cstheme="majorHAnsi"/>
+          <w:color w:val="262626" w:themeColor="text1" w:themeTint="D9"/>
+        </w:rPr>
+      </w:pPr>
+      <w:r>
+        <w:rPr>
+          <w:rFonts w:asciiTheme="majorHAnsi" w:hAnsiTheme="majorHAnsi" w:cstheme="majorHAnsi"/>
+          <w:color w:val="262626" w:themeColor="text1" w:themeTint="D9"/>
+        </w:rPr>
+        <w:t xml:space="preserve">Developed an admin dashboard for managing products, users, orders, and pincode-based delivery areas. </w:t>
+      </w:r>
+    </w:p>
+    <w:p>
+      <w:pPr>
+        <w:pStyle w:val="ListParagraph"/>
+        <w:numPr>
+          <w:ilvl w:val="0"/>
+          <w:numId w:val="9"/>
+        </w:numPr>
+        <w:ind w:left="360"/>
+        <w:jc w:val="both"/>
+        <w:rPr>
+          <w:rFonts w:asciiTheme="majorHAnsi" w:eastAsia="Calibri" w:hAnsiTheme="majorHAnsi" w:cstheme="majorHAnsi"/>
+          <w:b/>
+          <w:bCs/>
+          <w:color w:val="262626" w:themeColor="text1" w:themeTint="D9"/>
+          <w:sz w:val="21"/>
+          <w:szCs w:val="21"/>
+        </w:rPr>
+      </w:pPr>
+      <w:r>
+        <w:rPr>
+          <w:rFonts w:asciiTheme="majorHAnsi" w:hAnsiTheme="majorHAnsi" w:cstheme="majorHAnsi"/>
+          <w:color w:val="262626" w:themeColor="text1" w:themeTint="D9"/>
+        </w:rPr>
+        <w:t>Integrated Razorpay (test mode) and COD with localStorage/database cart synchronization and optimistic UI updates.</w:t>
+      </w:r>
+    </w:p>
+    <w:p>
+      <w:pPr>
+        <w:pStyle w:val="ListParagraph"/>
+        <w:ind w:left="360"/>
+        <w:jc w:val="both"/>
+      </w:pPr>
+    </w:p>
+    <w:p>
+      <w:pPr>
+        <w:pStyle w:val="ListParagraph"/>
+        <w:ind w:left="0"/>
+        <w:jc w:val="both"/>
+        <w:rPr>
+          <w:rFonts w:asciiTheme="majorHAnsi" w:hAnsiTheme="majorHAnsi" w:cstheme="majorHAnsi"/>
+          <w:sz w:val="24"/>
+          <w:szCs w:val="24"/>
+        </w:rPr>
+      </w:pPr>
+      <w:hyperlink r:id="rId18" w:history="1">
+        <w:r>
+          <w:rPr>
+            <w:rStyle w:val="Hyperlink"/>
+            <w:rFonts w:asciiTheme="majorHAnsi" w:hAnsiTheme="majorHAnsi" w:cstheme="majorHAnsi"/>
+            <w:sz w:val="24"/>
+            <w:szCs w:val="24"/>
+          </w:rPr>
+          <w:t>SprintFlow</w:t>
+        </w:r>
+      </w:hyperlink>
+      <w:r>
+        <w:rPr>
+          <w:rFonts w:asciiTheme="majorHAnsi" w:hAnsiTheme="majorHAnsi" w:cstheme="majorHAnsi"/>
+          <w:sz w:val="24"/>
+          <w:szCs w:val="24"/>
+        </w:rPr>
+        <w:t xml:space="preserve"> (sprint management dashboard)</w:t>
+      </w:r>
+    </w:p>
+    <w:p>
+      <w:pPr>
+        <w:pStyle w:val="ListParagraph"/>
+        <w:ind w:left="0"/>
+        <w:jc w:val="both"/>
+        <w:rPr>
+          <w:rFonts w:asciiTheme="majorHAnsi" w:eastAsia="Calibri" w:hAnsiTheme="majorHAnsi" w:cstheme="majorHAnsi"/>
+          <w:color w:val="262626" w:themeColor="text1" w:themeTint="D9"/>
+          <w:sz w:val="24"/>
+          <w:szCs w:val="24"/>
+        </w:rPr>
+      </w:pPr>
+      <w:r>
+        <w:rPr>
+          <w:rFonts w:asciiTheme="majorHAnsi" w:eastAsia="Calibri" w:hAnsiTheme="majorHAnsi" w:cstheme="majorHAnsi"/>
+          <w:sz w:val="24"/>
+          <w:szCs w:val="24"/>
+        </w:rPr>
+        <w:t xml:space="preserve">Tools: </w:t>
+      </w:r>
+      <w:r>
+        <w:rPr>
+          <w:rFonts w:asciiTheme="majorHAnsi" w:eastAsia="Calibri" w:hAnsiTheme="majorHAnsi" w:cstheme="majorHAnsi"/>
+          <w:color w:val="262626" w:themeColor="text1" w:themeTint="D9"/>
+        </w:rPr>
+        <w:t>React, TypeScript, TanStack Query, Zustand, Tailwind CSS, @dnd-kit, Recharts, Vitest</w:t>
+      </w:r>
+    </w:p>
+    <w:p>
+      <w:pPr>
+        <w:pStyle w:val="ListParagraph"/>
+        <w:numPr>
+          <w:ilvl w:val="0"/>
+          <w:numId w:val="11"/>
+        </w:numPr>
+        <w:ind w:left="360"/>
+        <w:jc w:val="both"/>
+        <w:rPr>
+          <w:rFonts w:asciiTheme="majorHAnsi" w:eastAsia="Calibri" w:hAnsiTheme="majorHAnsi" w:cstheme="majorHAnsi"/>
+          <w:color w:val="262626" w:themeColor="text1" w:themeTint="D9"/>
+          <w:lang w:val="en-IN"/>
+        </w:rPr>
+      </w:pPr>
+      <w:r>
+        <w:rPr>
+          <w:rFonts w:asciiTheme="majorHAnsi" w:eastAsia="Calibri" w:hAnsiTheme="majorHAnsi" w:cstheme="majorHAnsi"/>
+          <w:color w:val="262626" w:themeColor="text1" w:themeTint="D9"/>
+          <w:lang w:val="en-IN"/>
+        </w:rPr>
+        <w:t xml:space="preserve">Building a sprint management dashboard with authentication, protected routes, and access/refresh token handling. </w:t>
+      </w:r>
+    </w:p>
+    <w:p>
+      <w:pPr>
+        <w:pStyle w:val="ListParagraph"/>
+        <w:numPr>
+          <w:ilvl w:val="0"/>
+          <w:numId w:val="11"/>
+        </w:numPr>
+        <w:ind w:left="360"/>
+        <w:jc w:val="both"/>
+        <w:rPr>
+          <w:rFonts w:asciiTheme="majorHAnsi" w:eastAsia="Calibri" w:hAnsiTheme="majorHAnsi" w:cstheme="majorHAnsi"/>
+          <w:color w:val="262626" w:themeColor="text1" w:themeTint="D9"/>
+          <w:lang w:val="en-IN"/>
+        </w:rPr>
+      </w:pPr>
+      <w:r>
+        <w:rPr>
+          <w:rFonts w:asciiTheme="majorHAnsi" w:eastAsia="Calibri" w:hAnsiTheme="majorHAnsi" w:cstheme="majorHAnsi"/>
+          <w:color w:val="262626" w:themeColor="text1" w:themeTint="D9"/>
+          <w:lang w:val="en-IN"/>
+        </w:rPr>
+        <w:t xml:space="preserve">Implemented Kanban task management with drag-and-drop, CRUD operations, comments, and analytics. </w:t>
+      </w:r>
+    </w:p>
+    <w:p>
+      <w:pPr>
+        <w:pStyle w:val="ListParagraph"/>
+        <w:numPr>
+          <w:ilvl w:val="0"/>
+          <w:numId w:val="11"/>
+        </w:numPr>
+        <w:ind w:left="360"/>
+        <w:jc w:val="both"/>
+        <w:rPr>
+          <w:rFonts w:asciiTheme="majorHAnsi" w:eastAsia="Calibri" w:hAnsiTheme="majorHAnsi" w:cstheme="majorHAnsi"/>
+          <w:color w:val="262626" w:themeColor="text1" w:themeTint="D9"/>
+        </w:rPr>
+      </w:pPr>
+      <w:r>
+        <w:rPr>
+          <w:rFonts w:asciiTheme="majorHAnsi" w:eastAsia="Calibri" w:hAnsiTheme="majorHAnsi" w:cstheme="majorHAnsi"/>
+          <w:color w:val="262626" w:themeColor="text1" w:themeTint="D9"/>
+        </w:rPr>
+        <w:t>Used TanStack Query, Zustand, and React.lazy/Suspense for advanced server-state, global state, and code splitting.</w:t>
+      </w:r>
+    </w:p>
+    <w:p>
+      <w:pPr>
         <w:spacing w:line="276" w:lineRule="auto"/>
         <w:rPr>
           <w:rFonts w:ascii="Calibri" w:eastAsia="Calibri" w:hAnsi="Calibri" w:cs="Calibri"/>
-          <w:b/>
-          <w:bCs/>
           <w:color w:val="000000" w:themeColor="text1"/>
           <w:lang w:val="it-IT"/>
         </w:rPr>
       </w:pPr>
-      <w:r>
-        <w:rPr>
-          <w:rFonts w:ascii="Calibri" w:eastAsia="Calibri" w:hAnsi="Calibri" w:cs="Calibri"/>
-          <w:b/>
-          <w:bCs/>
-          <w:lang w:val="it-IT"/>
-        </w:rPr>
-        <w:t>Greenova (E – Commerce)</w:t>
-      </w:r>
-      <w:r>
-        <w:rPr>
-          <w:rFonts w:ascii="Calibri" w:eastAsia="Calibri" w:hAnsi="Calibri" w:cs="Calibri"/>
-          <w:lang w:val="it-IT"/>
-        </w:rPr>
-        <w:t xml:space="preserve">                                                                                                                                  </w:t>
-      </w:r>
-    </w:p>
-    <w:p>
-      <w:pPr>
-        <w:spacing w:line="276" w:lineRule="auto"/>
-        <w:rPr>
-          <w:rFonts w:ascii="Calibri" w:eastAsia="Calibri" w:hAnsi="Calibri" w:cs="Calibri"/>
-          <w:b/>
-          <w:bCs/>
-          <w:color w:val="000000" w:themeColor="text1"/>
-          <w:sz w:val="21"/>
-          <w:szCs w:val="21"/>
-        </w:rPr>
-      </w:pPr>
-      <w:r>
-        <w:rPr>
-          <w:rFonts w:ascii="Calibri" w:eastAsia="Calibri" w:hAnsi="Calibri" w:cs="Calibri"/>
-          <w:b/>
-          <w:bCs/>
-          <w:color w:val="000000" w:themeColor="text1"/>
-          <w:sz w:val="21"/>
-          <w:szCs w:val="21"/>
-        </w:rPr>
-        <w:t xml:space="preserve">Tools: Next.js, </w:t>
-      </w:r>
-      <w:r>
-        <w:rPr>
-          <w:rFonts w:ascii="Calibri" w:eastAsia="Calibri" w:hAnsi="Calibri" w:cs="Calibri"/>
-          <w:b/>
-          <w:bCs/>
-          <w:color w:val="000000" w:themeColor="text1"/>
-          <w:sz w:val="21"/>
-          <w:szCs w:val="21"/>
-        </w:rPr>
-        <w:t>Typescript</w:t>
-      </w:r>
-      <w:r>
-        <w:rPr>
-          <w:rFonts w:ascii="Calibri" w:eastAsia="Calibri" w:hAnsi="Calibri" w:cs="Calibri"/>
-          <w:b/>
-          <w:bCs/>
-          <w:color w:val="000000" w:themeColor="text1"/>
-          <w:sz w:val="21"/>
-          <w:szCs w:val="21"/>
-        </w:rPr>
-        <w:t xml:space="preserve">, </w:t>
-      </w:r>
-      <w:proofErr w:type="spellStart"/>
-      <w:r>
-        <w:rPr>
-          <w:rFonts w:ascii="Calibri" w:eastAsia="Calibri" w:hAnsi="Calibri" w:cs="Calibri"/>
-          <w:b/>
-          <w:bCs/>
-          <w:color w:val="000000" w:themeColor="text1"/>
-          <w:sz w:val="21"/>
-          <w:szCs w:val="21"/>
-        </w:rPr>
-        <w:t>Supabase</w:t>
-      </w:r>
-      <w:proofErr w:type="spellEnd"/>
-      <w:r>
-        <w:rPr>
-          <w:rFonts w:ascii="Calibri" w:eastAsia="Calibri" w:hAnsi="Calibri" w:cs="Calibri"/>
-          <w:b/>
-          <w:bCs/>
-          <w:color w:val="000000" w:themeColor="text1"/>
-          <w:sz w:val="21"/>
-          <w:szCs w:val="21"/>
-        </w:rPr>
-        <w:t xml:space="preserve"> (PostgreSQL</w:t>
-      </w:r>
-      <w:proofErr w:type="gramStart"/>
-      <w:r>
-        <w:rPr>
-          <w:rFonts w:ascii="Calibri" w:eastAsia="Calibri" w:hAnsi="Calibri" w:cs="Calibri"/>
-          <w:b/>
-          <w:bCs/>
-          <w:color w:val="000000" w:themeColor="text1"/>
-          <w:sz w:val="21"/>
-          <w:szCs w:val="21"/>
-        </w:rPr>
-        <w:t>) </w:t>
-      </w:r>
-      <w:r>
-        <w:rPr>
-          <w:rFonts w:ascii="Calibri" w:eastAsia="Calibri" w:hAnsi="Calibri" w:cs="Calibri"/>
-          <w:b/>
-          <w:bCs/>
-          <w:color w:val="000000" w:themeColor="text1"/>
-          <w:sz w:val="21"/>
-          <w:szCs w:val="21"/>
-        </w:rPr>
-        <w:t>,</w:t>
-      </w:r>
-      <w:proofErr w:type="gramEnd"/>
-      <w:r>
-        <w:rPr>
-          <w:rFonts w:ascii="Calibri" w:eastAsia="Calibri" w:hAnsi="Calibri" w:cs="Calibri"/>
-          <w:b/>
-          <w:bCs/>
-          <w:color w:val="000000" w:themeColor="text1"/>
-          <w:sz w:val="21"/>
-          <w:szCs w:val="21"/>
-        </w:rPr>
-        <w:t xml:space="preserve"> </w:t>
-      </w:r>
-      <w:r>
-        <w:rPr>
-          <w:rFonts w:ascii="Calibri" w:eastAsia="Calibri" w:hAnsi="Calibri" w:cs="Calibri"/>
-          <w:b/>
-          <w:bCs/>
-          <w:color w:val="000000" w:themeColor="text1"/>
-          <w:sz w:val="21"/>
-          <w:szCs w:val="21"/>
-        </w:rPr>
-        <w:t>Prisma (ORM)</w:t>
-      </w:r>
-      <w:r>
-        <w:rPr>
-          <w:rFonts w:ascii="Calibri" w:eastAsia="Calibri" w:hAnsi="Calibri" w:cs="Calibri"/>
-          <w:b/>
-          <w:bCs/>
-          <w:color w:val="000000" w:themeColor="text1"/>
-          <w:sz w:val="21"/>
-          <w:szCs w:val="21"/>
-        </w:rPr>
-        <w:t xml:space="preserve">, </w:t>
-      </w:r>
-      <w:r>
-        <w:rPr>
-          <w:rFonts w:ascii="Calibri" w:eastAsia="Calibri" w:hAnsi="Calibri" w:cs="Calibri"/>
-          <w:b/>
-          <w:bCs/>
-          <w:color w:val="000000" w:themeColor="text1"/>
-          <w:sz w:val="21"/>
-          <w:szCs w:val="21"/>
-        </w:rPr>
-        <w:t>NextAuth.js</w:t>
-      </w:r>
-      <w:r>
-        <w:rPr>
-          <w:rFonts w:ascii="Calibri" w:eastAsia="Calibri" w:hAnsi="Calibri" w:cs="Calibri"/>
-          <w:b/>
-          <w:bCs/>
-          <w:color w:val="000000" w:themeColor="text1"/>
-          <w:sz w:val="21"/>
-          <w:szCs w:val="21"/>
-        </w:rPr>
-        <w:t xml:space="preserve">, </w:t>
-      </w:r>
-      <w:proofErr w:type="spellStart"/>
-      <w:r>
-        <w:rPr>
-          <w:rFonts w:ascii="Calibri" w:eastAsia="Calibri" w:hAnsi="Calibri" w:cs="Calibri"/>
-          <w:b/>
-          <w:bCs/>
-          <w:color w:val="000000" w:themeColor="text1"/>
-          <w:sz w:val="21"/>
-          <w:szCs w:val="21"/>
-        </w:rPr>
-        <w:t>Razorpay</w:t>
-      </w:r>
-      <w:proofErr w:type="spellEnd"/>
-      <w:r>
-        <w:rPr>
-          <w:rFonts w:ascii="Calibri" w:eastAsia="Calibri" w:hAnsi="Calibri" w:cs="Calibri"/>
-          <w:b/>
-          <w:bCs/>
-          <w:color w:val="000000" w:themeColor="text1"/>
-          <w:sz w:val="21"/>
-          <w:szCs w:val="21"/>
-        </w:rPr>
-        <w:t xml:space="preserve"> (Test)</w:t>
-      </w:r>
-    </w:p>
-    <w:p>
-      <w:pPr>
-        <w:spacing w:before="40"/>
-        <w:jc w:val="both"/>
-        <w:rPr>
-          <w:rFonts w:ascii="Calibri" w:eastAsia="Calibri" w:hAnsi="Calibri" w:cs="Calibri"/>
-          <w:sz w:val="22"/>
-          <w:szCs w:val="22"/>
-        </w:rPr>
-      </w:pPr>
-      <w:proofErr w:type="spellStart"/>
-      <w:r>
-        <w:rPr>
-          <w:rFonts w:ascii="Calibri" w:eastAsia="Calibri" w:hAnsi="Calibri" w:cs="Calibri"/>
-          <w:sz w:val="22"/>
-          <w:szCs w:val="22"/>
-        </w:rPr>
-        <w:t>Greenova</w:t>
-      </w:r>
-      <w:proofErr w:type="spellEnd"/>
-      <w:r>
-        <w:rPr>
-          <w:rFonts w:ascii="Calibri" w:eastAsia="Calibri" w:hAnsi="Calibri" w:cs="Calibri"/>
-          <w:sz w:val="22"/>
-          <w:szCs w:val="22"/>
-        </w:rPr>
-        <w:t xml:space="preserve"> is a full-featured online grocery platform that simplifies purchasing fresh fruits and vegetables through product discovery, delivery availability checks, secure checkout, and order management. It also includes a comprehensive admin panel for managing products, users, orders, and serviceable delivery areas, enabling efficient day-to-day operations for the business. </w:t>
-      </w:r>
-    </w:p>
-    <w:p>
-      <w:pPr>
-        <w:jc w:val="both"/>
-      </w:pPr>
-      <w:hyperlink r:id="rId13">
+      <w:hyperlink r:id="rId19" w:history="1">
         <w:r>
           <w:rPr>
             <w:rStyle w:val="Hyperlink"/>
             <w:rFonts w:ascii="Calibri" w:eastAsia="Calibri" w:hAnsi="Calibri" w:cs="Calibri"/>
-            <w:b/>
-            <w:bCs/>
-            <w:sz w:val="21"/>
-            <w:szCs w:val="21"/>
+            <w:lang w:val="it-IT"/>
           </w:rPr>
-          <w:t>Live Link</w:t>
+          <w:t>WriteWise AI</w:t>
         </w:r>
-      </w:hyperlink>
-    </w:p>
-    <w:p>
-      <w:pPr>
-        <w:jc w:val="both"/>
-        <w:rPr>
-          <w:rFonts w:ascii="Calibri" w:eastAsia="Calibri" w:hAnsi="Calibri" w:cs="Calibri"/>
-          <w:b/>
-          <w:bCs/>
-          <w:sz w:val="21"/>
-          <w:szCs w:val="21"/>
-        </w:rPr>
-      </w:pPr>
-    </w:p>
-    <w:p>
-      <w:pPr>
-        <w:spacing w:line="276" w:lineRule="auto"/>
-        <w:rPr>
-          <w:rFonts w:ascii="Calibri" w:eastAsia="Calibri" w:hAnsi="Calibri" w:cs="Calibri"/>
-          <w:b/>
-          <w:bCs/>
-          <w:color w:val="000000" w:themeColor="text1"/>
-          <w:lang w:val="it-IT"/>
-        </w:rPr>
-      </w:pPr>
-      <w:r>
-        <w:rPr>
-          <w:rFonts w:ascii="Calibri" w:eastAsia="Calibri" w:hAnsi="Calibri" w:cs="Calibri"/>
-          <w:b/>
-          <w:bCs/>
-          <w:lang w:val="it-IT"/>
-        </w:rPr>
-        <w:t>WriteWise AI</w:t>
-      </w:r>
-      <w:r>
-        <w:rPr>
-          <w:rFonts w:ascii="Calibri" w:eastAsia="Calibri" w:hAnsi="Calibri" w:cs="Calibri"/>
-          <w:lang w:val="it-IT"/>
-        </w:rPr>
-        <w:t xml:space="preserve">                                                                                                                                   </w:t>
-      </w:r>
-    </w:p>
-    <w:p>
-      <w:pPr>
-        <w:spacing w:line="276" w:lineRule="auto"/>
-        <w:rPr>
-          <w:rFonts w:ascii="Calibri" w:eastAsia="Calibri" w:hAnsi="Calibri" w:cs="Calibri"/>
-          <w:b/>
-          <w:bCs/>
-          <w:color w:val="000000" w:themeColor="text1"/>
-          <w:sz w:val="21"/>
-          <w:szCs w:val="21"/>
-        </w:rPr>
-      </w:pPr>
-      <w:r>
-        <w:rPr>
-          <w:rFonts w:ascii="Calibri" w:eastAsia="Calibri" w:hAnsi="Calibri" w:cs="Calibri"/>
-          <w:b/>
-          <w:bCs/>
-          <w:color w:val="000000" w:themeColor="text1"/>
-          <w:sz w:val="21"/>
-          <w:szCs w:val="21"/>
-        </w:rPr>
-        <w:t xml:space="preserve">Tools: </w:t>
-      </w:r>
-      <w:r>
-        <w:rPr>
-          <w:rFonts w:ascii="Calibri" w:eastAsia="Calibri" w:hAnsi="Calibri" w:cs="Calibri"/>
-          <w:b/>
-          <w:bCs/>
-          <w:color w:val="000000" w:themeColor="text1"/>
-          <w:sz w:val="21"/>
-          <w:szCs w:val="21"/>
-        </w:rPr>
-        <w:t>Next.</w:t>
-      </w:r>
-      <w:r>
-        <w:rPr>
-          <w:rFonts w:ascii="Calibri" w:eastAsia="Calibri" w:hAnsi="Calibri" w:cs="Calibri"/>
-          <w:b/>
-          <w:bCs/>
-          <w:color w:val="000000" w:themeColor="text1"/>
-          <w:sz w:val="21"/>
-          <w:szCs w:val="21"/>
-        </w:rPr>
-        <w:t>js,</w:t>
-      </w:r>
-      <w:r>
-        <w:rPr>
-          <w:rFonts w:ascii="Calibri" w:eastAsia="Calibri" w:hAnsi="Calibri" w:cs="Calibri"/>
-          <w:b/>
-          <w:bCs/>
-          <w:color w:val="000000" w:themeColor="text1"/>
-          <w:sz w:val="21"/>
-          <w:szCs w:val="21"/>
-        </w:rPr>
-        <w:t xml:space="preserve"> Typescript,</w:t>
-      </w:r>
-      <w:r>
-        <w:rPr>
-          <w:rFonts w:ascii="Calibri" w:eastAsia="Calibri" w:hAnsi="Calibri" w:cs="Calibri"/>
-          <w:b/>
-          <w:bCs/>
-          <w:color w:val="000000" w:themeColor="text1"/>
-          <w:sz w:val="21"/>
-          <w:szCs w:val="21"/>
-        </w:rPr>
-        <w:t xml:space="preserve"> Tailwind </w:t>
-      </w:r>
-      <w:r>
-        <w:rPr>
-          <w:rFonts w:ascii="Calibri" w:eastAsia="Calibri" w:hAnsi="Calibri" w:cs="Calibri"/>
-          <w:b/>
-          <w:bCs/>
-          <w:color w:val="000000" w:themeColor="text1"/>
-          <w:sz w:val="21"/>
-          <w:szCs w:val="21"/>
-        </w:rPr>
-        <w:t>CSS</w:t>
-      </w:r>
-      <w:r>
-        <w:rPr>
-          <w:rFonts w:ascii="Calibri" w:eastAsia="Calibri" w:hAnsi="Calibri" w:cs="Calibri"/>
-          <w:b/>
-          <w:bCs/>
-          <w:color w:val="000000" w:themeColor="text1"/>
-          <w:sz w:val="21"/>
-          <w:szCs w:val="21"/>
-        </w:rPr>
-        <w:t>,</w:t>
-      </w:r>
-      <w:r>
-        <w:rPr>
-          <w:rFonts w:ascii="Calibri" w:eastAsia="Calibri" w:hAnsi="Calibri" w:cs="Calibri"/>
-          <w:b/>
-          <w:bCs/>
-          <w:color w:val="000000" w:themeColor="text1"/>
-          <w:sz w:val="21"/>
-          <w:szCs w:val="21"/>
-        </w:rPr>
-        <w:t xml:space="preserve"> Firebase, </w:t>
-      </w:r>
-      <w:r>
-        <w:rPr>
-          <w:rFonts w:ascii="Calibri" w:eastAsia="Calibri" w:hAnsi="Calibri" w:cs="Calibri"/>
-          <w:b/>
-          <w:bCs/>
-          <w:color w:val="000000" w:themeColor="text1"/>
-          <w:sz w:val="21"/>
-          <w:szCs w:val="21"/>
-        </w:rPr>
-        <w:t xml:space="preserve">Context API, </w:t>
-      </w:r>
-      <w:proofErr w:type="spellStart"/>
-      <w:r>
-        <w:rPr>
-          <w:rFonts w:ascii="Calibri" w:eastAsia="Calibri" w:hAnsi="Calibri" w:cs="Calibri"/>
-          <w:b/>
-          <w:bCs/>
-          <w:color w:val="000000" w:themeColor="text1"/>
-          <w:sz w:val="21"/>
-          <w:szCs w:val="21"/>
-        </w:rPr>
-        <w:t>OpenRouter</w:t>
-      </w:r>
-      <w:proofErr w:type="spellEnd"/>
-      <w:r>
-        <w:rPr>
-          <w:rFonts w:ascii="Calibri" w:eastAsia="Calibri" w:hAnsi="Calibri" w:cs="Calibri"/>
-          <w:b/>
-          <w:bCs/>
-          <w:color w:val="000000" w:themeColor="text1"/>
-          <w:sz w:val="21"/>
-          <w:szCs w:val="21"/>
-        </w:rPr>
-        <w:t xml:space="preserve"> API</w:t>
-      </w:r>
-    </w:p>
-    <w:p>
-      <w:pPr>
-        <w:spacing w:before="40"/>
-        <w:jc w:val="both"/>
-        <w:rPr>
-          <w:rFonts w:ascii="Calibri" w:eastAsia="Calibri" w:hAnsi="Calibri" w:cs="Calibri"/>
-          <w:sz w:val="20"/>
-          <w:szCs w:val="20"/>
-        </w:rPr>
-      </w:pPr>
-      <w:proofErr w:type="spellStart"/>
-      <w:r>
-        <w:rPr>
-          <w:rFonts w:ascii="Calibri" w:eastAsia="Calibri" w:hAnsi="Calibri" w:cs="Calibri"/>
-          <w:sz w:val="20"/>
-          <w:szCs w:val="20"/>
-        </w:rPr>
-        <w:t>WriteWise</w:t>
-      </w:r>
-      <w:proofErr w:type="spellEnd"/>
-      <w:r>
-        <w:rPr>
-          <w:rFonts w:ascii="Calibri" w:eastAsia="Calibri" w:hAnsi="Calibri" w:cs="Calibri"/>
-          <w:sz w:val="20"/>
-          <w:szCs w:val="20"/>
-        </w:rPr>
-        <w:t xml:space="preserve"> AI is an AI-powered writing assistant that helps professionals create clear, compelling, and error-free content—boosting productivity across emails, reports, social posts, and more.</w:t>
-      </w:r>
-    </w:p>
-    <w:p>
-      <w:pPr>
-        <w:spacing w:after="200" w:line="276" w:lineRule="auto"/>
-        <w:rPr>
-          <w:rFonts w:ascii="Calibri" w:eastAsia="Calibri" w:hAnsi="Calibri" w:cs="Calibri"/>
-          <w:b/>
-          <w:bCs/>
-          <w:sz w:val="21"/>
-          <w:szCs w:val="21"/>
-        </w:rPr>
-      </w:pPr>
-      <w:hyperlink r:id="rId14">
         <w:r>
           <w:rPr>
             <w:rStyle w:val="Hyperlink"/>
             <w:rFonts w:ascii="Calibri" w:eastAsia="Calibri" w:hAnsi="Calibri" w:cs="Calibri"/>
-            <w:b/>
-            <w:bCs/>
-            <w:sz w:val="21"/>
-            <w:szCs w:val="21"/>
+            <w:lang w:val="it-IT"/>
           </w:rPr>
-          <w:t>Live Link</w:t>
+          <w:t xml:space="preserve">                                                                                                                                  </w:t>
         </w:r>
       </w:hyperlink>
+      <w:r>
+        <w:rPr>
+          <w:rFonts w:ascii="Calibri" w:eastAsia="Calibri" w:hAnsi="Calibri" w:cs="Calibri"/>
+          <w:lang w:val="it-IT"/>
+        </w:rPr>
+        <w:t xml:space="preserve"> </w:t>
+      </w:r>
     </w:p>
     <w:p>
       <w:pPr>
+        <w:spacing w:line="276" w:lineRule="auto"/>
+        <w:rPr>
+          <w:rFonts w:ascii="Calibri" w:eastAsia="Calibri" w:hAnsi="Calibri" w:cs="Calibri"/>
+          <w:color w:val="000000" w:themeColor="text1"/>
+          <w:sz w:val="22"/>
+          <w:szCs w:val="22"/>
+        </w:rPr>
+      </w:pPr>
+      <w:r>
+        <w:rPr>
+          <w:rFonts w:ascii="Calibri" w:eastAsia="Calibri" w:hAnsi="Calibri" w:cs="Calibri"/>
+          <w:color w:val="000000" w:themeColor="text1"/>
+        </w:rPr>
+        <w:t>Tools</w:t>
+      </w:r>
+      <w:r>
+        <w:rPr>
+          <w:rFonts w:ascii="Calibri" w:eastAsia="Calibri" w:hAnsi="Calibri" w:cs="Calibri"/>
+          <w:color w:val="000000" w:themeColor="text1"/>
+          <w:sz w:val="22"/>
+          <w:szCs w:val="22"/>
+        </w:rPr>
+        <w:t xml:space="preserve">: </w:t>
+      </w:r>
+      <w:r>
+        <w:rPr>
+          <w:rFonts w:ascii="Calibri" w:eastAsia="Calibri" w:hAnsi="Calibri" w:cs="Calibri"/>
+          <w:color w:val="262626" w:themeColor="text1" w:themeTint="D9"/>
+          <w:sz w:val="22"/>
+          <w:szCs w:val="22"/>
+        </w:rPr>
+        <w:t>Next.</w:t>
+      </w:r>
+      <w:r>
+        <w:rPr>
+          <w:rFonts w:ascii="Calibri" w:eastAsia="Calibri" w:hAnsi="Calibri" w:cs="Calibri"/>
+          <w:color w:val="262626" w:themeColor="text1" w:themeTint="D9"/>
+          <w:sz w:val="22"/>
+          <w:szCs w:val="22"/>
+        </w:rPr>
+        <w:t>js,</w:t>
+      </w:r>
+      <w:r>
+        <w:rPr>
+          <w:rFonts w:ascii="Calibri" w:eastAsia="Calibri" w:hAnsi="Calibri" w:cs="Calibri"/>
+          <w:color w:val="262626" w:themeColor="text1" w:themeTint="D9"/>
+          <w:sz w:val="22"/>
+          <w:szCs w:val="22"/>
+        </w:rPr>
+        <w:t xml:space="preserve"> Typescript,</w:t>
+      </w:r>
+      <w:r>
+        <w:rPr>
+          <w:rFonts w:ascii="Calibri" w:eastAsia="Calibri" w:hAnsi="Calibri" w:cs="Calibri"/>
+          <w:color w:val="262626" w:themeColor="text1" w:themeTint="D9"/>
+          <w:sz w:val="22"/>
+          <w:szCs w:val="22"/>
+        </w:rPr>
+        <w:t xml:space="preserve"> Tailwind </w:t>
+      </w:r>
+      <w:r>
+        <w:rPr>
+          <w:rFonts w:ascii="Calibri" w:eastAsia="Calibri" w:hAnsi="Calibri" w:cs="Calibri"/>
+          <w:color w:val="262626" w:themeColor="text1" w:themeTint="D9"/>
+          <w:sz w:val="22"/>
+          <w:szCs w:val="22"/>
+        </w:rPr>
+        <w:t>CSS</w:t>
+      </w:r>
+      <w:r>
+        <w:rPr>
+          <w:rFonts w:ascii="Calibri" w:eastAsia="Calibri" w:hAnsi="Calibri" w:cs="Calibri"/>
+          <w:color w:val="262626" w:themeColor="text1" w:themeTint="D9"/>
+          <w:sz w:val="22"/>
+          <w:szCs w:val="22"/>
+        </w:rPr>
+        <w:t>,</w:t>
+      </w:r>
+      <w:r>
+        <w:rPr>
+          <w:rFonts w:ascii="Calibri" w:eastAsia="Calibri" w:hAnsi="Calibri" w:cs="Calibri"/>
+          <w:color w:val="262626" w:themeColor="text1" w:themeTint="D9"/>
+          <w:sz w:val="22"/>
+          <w:szCs w:val="22"/>
+        </w:rPr>
+        <w:t xml:space="preserve"> Firebase, </w:t>
+      </w:r>
+      <w:r>
+        <w:rPr>
+          <w:rFonts w:ascii="Calibri" w:eastAsia="Calibri" w:hAnsi="Calibri" w:cs="Calibri"/>
+          <w:color w:val="262626" w:themeColor="text1" w:themeTint="D9"/>
+          <w:sz w:val="22"/>
+          <w:szCs w:val="22"/>
+        </w:rPr>
+        <w:t xml:space="preserve">Context API, </w:t>
+      </w:r>
+      <w:r>
+        <w:rPr>
+          <w:rFonts w:ascii="Calibri" w:eastAsia="Calibri" w:hAnsi="Calibri" w:cs="Calibri"/>
+          <w:color w:val="262626" w:themeColor="text1" w:themeTint="D9"/>
+          <w:sz w:val="22"/>
+          <w:szCs w:val="22"/>
+        </w:rPr>
+        <w:t>OpenRouter API</w:t>
+      </w:r>
+    </w:p>
+    <w:p>
+      <w:pPr>
+        <w:pStyle w:val="ListParagraph"/>
+        <w:numPr>
+          <w:ilvl w:val="0"/>
+          <w:numId w:val="10"/>
+        </w:numPr>
         <w:pBdr>
           <w:bottom w:val="single" w:sz="6" w:space="1" w:color="000000"/>
         </w:pBdr>
-        <w:spacing w:line="276" w:lineRule="auto"/>
-        <w:rPr>
-          <w:rFonts w:ascii="Calibri" w:eastAsia="Calibri" w:hAnsi="Calibri" w:cs="Calibri"/>
-          <w:b/>
-          <w:bCs/>
-          <w:sz w:val="21"/>
-          <w:szCs w:val="21"/>
-        </w:rPr>
-      </w:pPr>
+        <w:ind w:left="360"/>
+        <w:rPr>
+          <w:rFonts w:ascii="Calibri" w:eastAsia="Calibri" w:hAnsi="Calibri" w:cs="Calibri"/>
+          <w:color w:val="262626" w:themeColor="text1" w:themeTint="D9"/>
+          <w:lang w:val="en-IN"/>
+        </w:rPr>
+      </w:pPr>
+      <w:r>
+        <w:rPr>
+          <w:rFonts w:ascii="Calibri" w:eastAsia="Calibri" w:hAnsi="Calibri" w:cs="Calibri"/>
+          <w:color w:val="262626" w:themeColor="text1" w:themeTint="D9"/>
+          <w:lang w:val="en-IN"/>
+        </w:rPr>
+        <w:t xml:space="preserve">Built an AI writing assistant for generating and refining emails, reports, social posts, and other content. </w:t>
+      </w:r>
     </w:p>
     <w:p>
       <w:pPr>
-        <w:spacing w:line="276" w:lineRule="auto"/>
-      </w:pPr>
+        <w:pStyle w:val="ListParagraph"/>
+        <w:numPr>
+          <w:ilvl w:val="0"/>
+          <w:numId w:val="10"/>
+        </w:numPr>
+        <w:pBdr>
+          <w:bottom w:val="single" w:sz="6" w:space="1" w:color="000000"/>
+        </w:pBdr>
+        <w:ind w:left="360"/>
+        <w:rPr>
+          <w:rFonts w:ascii="Calibri" w:eastAsia="Calibri" w:hAnsi="Calibri" w:cs="Calibri"/>
+          <w:color w:val="262626" w:themeColor="text1" w:themeTint="D9"/>
+          <w:lang w:val="en-IN"/>
+        </w:rPr>
+      </w:pPr>
+      <w:r>
+        <w:rPr>
+          <w:rFonts w:ascii="Calibri" w:eastAsia="Calibri" w:hAnsi="Calibri" w:cs="Calibri"/>
+          <w:color w:val="262626" w:themeColor="text1" w:themeTint="D9"/>
+          <w:lang w:val="en-IN"/>
+        </w:rPr>
+        <w:t xml:space="preserve">Integrated LLaMA via OpenRouter with real-time streaming and iterative content refinement. </w:t>
+      </w:r>
     </w:p>
     <w:p>
       <w:pPr>
-        <w:spacing w:line="360" w:lineRule="auto"/>
-        <w:rPr>
-          <w:rFonts w:asciiTheme="majorHAnsi" w:eastAsiaTheme="majorEastAsia" w:hAnsiTheme="majorHAnsi" w:cstheme="majorBidi"/>
-          <w:b/>
-          <w:bCs/>
-        </w:rPr>
-      </w:pPr>
-      <w:r>
-        <w:rPr>
-          <w:rFonts w:asciiTheme="majorHAnsi" w:eastAsiaTheme="majorEastAsia" w:hAnsiTheme="majorHAnsi" w:cstheme="majorBidi"/>
-          <w:b/>
-          <w:bCs/>
-          <w:u w:val="single"/>
-        </w:rPr>
-        <w:t>EDUCATION</w:t>
+        <w:pStyle w:val="ListParagraph"/>
+        <w:numPr>
+          <w:ilvl w:val="0"/>
+          <w:numId w:val="10"/>
+        </w:numPr>
+        <w:pBdr>
+          <w:bottom w:val="single" w:sz="6" w:space="1" w:color="000000"/>
+        </w:pBdr>
+        <w:spacing w:after="0"/>
+        <w:ind w:left="360"/>
+        <w:rPr>
+          <w:rFonts w:ascii="Calibri" w:eastAsia="Calibri" w:hAnsi="Calibri" w:cs="Calibri"/>
+          <w:color w:val="262626" w:themeColor="text1" w:themeTint="D9"/>
+          <w:lang w:val="en-IN"/>
+        </w:rPr>
+      </w:pPr>
+      <w:r>
+        <w:rPr>
+          <w:rFonts w:ascii="Calibri" w:eastAsia="Calibri" w:hAnsi="Calibri" w:cs="Calibri"/>
+          <w:color w:val="262626" w:themeColor="text1" w:themeTint="D9"/>
+          <w:lang w:val="en-IN"/>
+        </w:rPr>
+        <w:t>Implemented authentication, guest access, auto-save, history management, and one-click copying.</w:t>
       </w:r>
     </w:p>
     <w:p>
       <w:pPr>
-        <w:spacing w:line="276" w:lineRule="auto"/>
-        <w:rPr>
-          <w:rFonts w:asciiTheme="majorHAnsi" w:eastAsiaTheme="majorEastAsia" w:hAnsiTheme="majorHAnsi" w:cstheme="majorBidi"/>
-          <w:b/>
-          <w:bCs/>
-          <w:sz w:val="22"/>
-          <w:szCs w:val="22"/>
-        </w:rPr>
-      </w:pPr>
-      <w:r>
-        <w:rPr>
-          <w:rFonts w:asciiTheme="majorHAnsi" w:eastAsiaTheme="majorEastAsia" w:hAnsiTheme="majorHAnsi" w:cstheme="majorBidi"/>
-          <w:b/>
-          <w:bCs/>
-          <w:sz w:val="22"/>
-          <w:szCs w:val="22"/>
-        </w:rPr>
-        <w:t xml:space="preserve">DIPLOMA </w:t>
-      </w:r>
-      <w:r>
-        <w:rPr>
-          <w:rFonts w:asciiTheme="majorHAnsi" w:eastAsiaTheme="majorEastAsia" w:hAnsiTheme="majorHAnsi" w:cstheme="majorBidi"/>
-          <w:b/>
-          <w:bCs/>
-          <w:sz w:val="22"/>
-          <w:szCs w:val="22"/>
-        </w:rPr>
-        <w:t>(C</w:t>
-      </w:r>
-      <w:r>
-        <w:rPr>
-          <w:rFonts w:asciiTheme="majorHAnsi" w:eastAsiaTheme="majorEastAsia" w:hAnsiTheme="majorHAnsi" w:cstheme="majorBidi"/>
-          <w:b/>
-          <w:bCs/>
-          <w:sz w:val="22"/>
-          <w:szCs w:val="22"/>
-        </w:rPr>
-        <w:t xml:space="preserve">omputer science and </w:t>
-      </w:r>
-      <w:proofErr w:type="gramStart"/>
-      <w:r>
-        <w:rPr>
-          <w:rFonts w:asciiTheme="majorHAnsi" w:eastAsiaTheme="majorEastAsia" w:hAnsiTheme="majorHAnsi" w:cstheme="majorBidi"/>
-          <w:b/>
-          <w:bCs/>
-          <w:sz w:val="22"/>
-          <w:szCs w:val="22"/>
-        </w:rPr>
-        <w:t>engineering</w:t>
-      </w:r>
-      <w:r>
-        <w:rPr>
-          <w:rFonts w:asciiTheme="majorHAnsi" w:eastAsiaTheme="majorEastAsia" w:hAnsiTheme="majorHAnsi" w:cstheme="majorBidi"/>
-          <w:b/>
-          <w:bCs/>
-          <w:sz w:val="22"/>
-          <w:szCs w:val="22"/>
-        </w:rPr>
-        <w:t xml:space="preserve">)   </w:t>
-      </w:r>
-      <w:proofErr w:type="gramEnd"/>
-      <w:r>
-        <w:rPr>
-          <w:rFonts w:asciiTheme="majorHAnsi" w:eastAsiaTheme="majorEastAsia" w:hAnsiTheme="majorHAnsi" w:cstheme="majorBidi"/>
-          <w:b/>
-          <w:bCs/>
-          <w:sz w:val="22"/>
-          <w:szCs w:val="22"/>
-        </w:rPr>
-        <w:t xml:space="preserve">                </w:t>
-      </w:r>
-      <w:r>
-        <w:rPr>
-          <w:rFonts w:asciiTheme="majorHAnsi" w:eastAsiaTheme="majorEastAsia" w:hAnsiTheme="majorHAnsi" w:cstheme="majorBidi"/>
-          <w:b/>
-          <w:bCs/>
-          <w:sz w:val="22"/>
-          <w:szCs w:val="22"/>
-        </w:rPr>
-        <w:t xml:space="preserve">      </w:t>
-      </w:r>
-      <w:r>
-        <w:rPr>
-          <w:rFonts w:asciiTheme="majorHAnsi" w:eastAsiaTheme="majorEastAsia" w:hAnsiTheme="majorHAnsi" w:cstheme="majorBidi"/>
-          <w:b/>
-          <w:bCs/>
-          <w:sz w:val="22"/>
-          <w:szCs w:val="22"/>
-        </w:rPr>
-        <w:t xml:space="preserve">         </w:t>
-      </w:r>
-      <w:r>
-        <w:rPr>
-          <w:rFonts w:asciiTheme="majorHAnsi" w:eastAsiaTheme="majorEastAsia" w:hAnsiTheme="majorHAnsi" w:cstheme="majorBidi"/>
-          <w:b/>
-          <w:bCs/>
-          <w:sz w:val="22"/>
-          <w:szCs w:val="22"/>
-        </w:rPr>
-        <w:t xml:space="preserve"> </w:t>
-      </w:r>
-      <w:r>
-        <w:rPr>
-          <w:rFonts w:asciiTheme="majorHAnsi" w:eastAsiaTheme="majorEastAsia" w:hAnsiTheme="majorHAnsi" w:cstheme="majorBidi"/>
-          <w:b/>
-          <w:bCs/>
-          <w:sz w:val="22"/>
-          <w:szCs w:val="22"/>
-        </w:rPr>
-        <w:t xml:space="preserve">             </w:t>
-      </w:r>
-      <w:r>
-        <w:rPr>
-          <w:rFonts w:asciiTheme="majorHAnsi" w:eastAsiaTheme="majorEastAsia" w:hAnsiTheme="majorHAnsi" w:cstheme="majorBidi"/>
-          <w:b/>
-          <w:bCs/>
-          <w:sz w:val="22"/>
-          <w:szCs w:val="22"/>
-        </w:rPr>
-        <w:t xml:space="preserve">    </w:t>
-      </w:r>
-      <w:r>
-        <w:rPr>
-          <w:rFonts w:asciiTheme="majorHAnsi" w:eastAsiaTheme="majorEastAsia" w:hAnsiTheme="majorHAnsi" w:cstheme="majorBidi"/>
-          <w:b/>
-          <w:bCs/>
-          <w:sz w:val="22"/>
-          <w:szCs w:val="22"/>
-        </w:rPr>
-        <w:t xml:space="preserve">             </w:t>
-      </w:r>
-      <w:r>
-        <w:rPr>
-          <w:rFonts w:asciiTheme="majorHAnsi" w:eastAsiaTheme="majorEastAsia" w:hAnsiTheme="majorHAnsi" w:cstheme="majorBidi"/>
-          <w:b/>
-          <w:bCs/>
-          <w:sz w:val="22"/>
-          <w:szCs w:val="22"/>
-        </w:rPr>
-        <w:t xml:space="preserve">   </w:t>
-      </w:r>
-      <w:r>
-        <w:rPr>
-          <w:rFonts w:asciiTheme="majorHAnsi" w:eastAsiaTheme="majorEastAsia" w:hAnsiTheme="majorHAnsi" w:cstheme="majorBidi"/>
-          <w:b/>
-          <w:bCs/>
-          <w:sz w:val="22"/>
-          <w:szCs w:val="22"/>
-        </w:rPr>
-        <w:t xml:space="preserve">       </w:t>
-      </w:r>
-      <w:r>
-        <w:rPr>
-          <w:rFonts w:asciiTheme="majorHAnsi" w:eastAsiaTheme="majorEastAsia" w:hAnsiTheme="majorHAnsi" w:cstheme="majorBidi"/>
-          <w:b/>
-          <w:bCs/>
-          <w:sz w:val="22"/>
-          <w:szCs w:val="22"/>
-        </w:rPr>
-        <w:t xml:space="preserve">  </w:t>
-      </w:r>
-      <w:r>
-        <w:rPr>
-          <w:rFonts w:asciiTheme="majorHAnsi" w:eastAsiaTheme="majorEastAsia" w:hAnsiTheme="majorHAnsi" w:cstheme="majorBidi"/>
-          <w:b/>
-          <w:bCs/>
-          <w:sz w:val="22"/>
-          <w:szCs w:val="22"/>
-        </w:rPr>
-        <w:t xml:space="preserve"> </w:t>
-      </w:r>
-      <w:r>
-        <w:rPr>
-          <w:rFonts w:asciiTheme="majorHAnsi" w:eastAsiaTheme="majorEastAsia" w:hAnsiTheme="majorHAnsi" w:cstheme="majorBidi"/>
-          <w:b/>
-          <w:bCs/>
-          <w:sz w:val="22"/>
-          <w:szCs w:val="22"/>
-        </w:rPr>
-        <w:t xml:space="preserve">         </w:t>
-      </w:r>
-      <w:r>
-        <w:rPr>
-          <w:rFonts w:asciiTheme="majorHAnsi" w:eastAsiaTheme="majorEastAsia" w:hAnsiTheme="majorHAnsi" w:cstheme="majorBidi"/>
-          <w:b/>
-          <w:bCs/>
-          <w:sz w:val="22"/>
-          <w:szCs w:val="22"/>
-        </w:rPr>
-        <w:t xml:space="preserve"> </w:t>
-      </w:r>
-      <w:r>
-        <w:rPr>
-          <w:rFonts w:asciiTheme="majorHAnsi" w:eastAsiaTheme="majorEastAsia" w:hAnsiTheme="majorHAnsi" w:cstheme="majorBidi"/>
-          <w:b/>
-          <w:bCs/>
-          <w:sz w:val="22"/>
-          <w:szCs w:val="22"/>
-        </w:rPr>
-        <w:t xml:space="preserve"> </w:t>
-      </w:r>
-      <w:r>
-        <w:rPr>
-          <w:rFonts w:asciiTheme="majorHAnsi" w:eastAsiaTheme="majorEastAsia" w:hAnsiTheme="majorHAnsi" w:cstheme="majorBidi"/>
-          <w:b/>
-          <w:bCs/>
-          <w:sz w:val="22"/>
-          <w:szCs w:val="22"/>
-        </w:rPr>
-        <w:t xml:space="preserve">               </w:t>
-      </w:r>
-      <w:r>
-        <w:rPr>
-          <w:rFonts w:asciiTheme="majorHAnsi" w:eastAsiaTheme="majorEastAsia" w:hAnsiTheme="majorHAnsi" w:cstheme="majorBidi"/>
-          <w:b/>
-          <w:bCs/>
-          <w:sz w:val="22"/>
-          <w:szCs w:val="22"/>
-        </w:rPr>
-        <w:t xml:space="preserve">    2021 </w:t>
-      </w:r>
-      <w:r>
-        <w:rPr>
-          <w:rFonts w:asciiTheme="majorHAnsi" w:eastAsiaTheme="majorEastAsia" w:hAnsiTheme="majorHAnsi" w:cstheme="majorBidi"/>
-          <w:b/>
-          <w:bCs/>
-          <w:sz w:val="22"/>
-          <w:szCs w:val="22"/>
-        </w:rPr>
-        <w:t>–</w:t>
-      </w:r>
-      <w:r>
-        <w:rPr>
-          <w:rFonts w:asciiTheme="majorHAnsi" w:eastAsiaTheme="majorEastAsia" w:hAnsiTheme="majorHAnsi" w:cstheme="majorBidi"/>
-          <w:b/>
-          <w:bCs/>
-          <w:sz w:val="22"/>
-          <w:szCs w:val="22"/>
-        </w:rPr>
-        <w:t xml:space="preserve"> 202</w:t>
-      </w:r>
-      <w:r>
-        <w:rPr>
-          <w:rFonts w:asciiTheme="majorHAnsi" w:eastAsiaTheme="majorEastAsia" w:hAnsiTheme="majorHAnsi" w:cstheme="majorBidi"/>
-          <w:b/>
-          <w:bCs/>
-          <w:sz w:val="22"/>
-          <w:szCs w:val="22"/>
-        </w:rPr>
-        <w:t>4</w:t>
-      </w:r>
-      <w:r>
-        <w:rPr>
-          <w:rFonts w:asciiTheme="majorHAnsi" w:eastAsiaTheme="majorEastAsia" w:hAnsiTheme="majorHAnsi" w:cstheme="majorBidi"/>
-          <w:b/>
-          <w:bCs/>
-          <w:sz w:val="22"/>
-          <w:szCs w:val="22"/>
+        <w:pBdr>
+          <w:bottom w:val="single" w:sz="6" w:space="1" w:color="000000"/>
+        </w:pBdr>
+        <w:rPr>
+          <w:rFonts w:ascii="Calibri" w:eastAsia="Calibri" w:hAnsi="Calibri" w:cs="Calibri"/>
+          <w:color w:val="262626" w:themeColor="text1" w:themeTint="D9"/>
+          <w:lang w:val="en-IN"/>
+        </w:rPr>
+      </w:pPr>
+      <w:r>
+        <w:rPr>
+          <w:rFonts w:ascii="Calibri" w:eastAsia="Calibri" w:hAnsi="Calibri" w:cs="Calibri"/>
+          <w:color w:val="262626" w:themeColor="text1" w:themeTint="D9"/>
+          <w:lang w:val="en-IN"/>
         </w:rPr>
         <w:t xml:space="preserve"> </w:t>
       </w:r>
     </w:p>
     <w:p>
       <w:pPr>
+        <w:spacing w:before="360" w:line="360" w:lineRule="auto"/>
+        <w:rPr>
+          <w:rFonts w:asciiTheme="majorHAnsi" w:eastAsiaTheme="majorEastAsia" w:hAnsiTheme="majorHAnsi" w:cstheme="majorBidi"/>
+          <w:b/>
+          <w:bCs/>
+        </w:rPr>
+      </w:pPr>
+      <w:r>
+        <w:rPr>
+          <w:rFonts w:asciiTheme="majorHAnsi" w:eastAsiaTheme="majorEastAsia" w:hAnsiTheme="majorHAnsi" w:cstheme="majorBidi"/>
+          <w:b/>
+          <w:bCs/>
+          <w:u w:val="single"/>
+        </w:rPr>
+        <w:t>EDUCATION</w:t>
+      </w:r>
+    </w:p>
+    <w:p>
+      <w:pPr>
         <w:spacing w:line="276" w:lineRule="auto"/>
         <w:rPr>
           <w:rFonts w:asciiTheme="majorHAnsi" w:eastAsiaTheme="majorEastAsia" w:hAnsiTheme="majorHAnsi" w:cstheme="majorBidi"/>
+          <w:b/>
+          <w:bCs/>
           <w:sz w:val="22"/>
           <w:szCs w:val="22"/>
         </w:rPr>
@@ -1821,6 +1641,296 @@
       <w:r>
         <w:rPr>
           <w:rFonts w:asciiTheme="majorHAnsi" w:eastAsiaTheme="majorEastAsia" w:hAnsiTheme="majorHAnsi" w:cstheme="majorBidi"/>
+          <w:b/>
+          <w:bCs/>
+          <w:sz w:val="22"/>
+          <w:szCs w:val="22"/>
+        </w:rPr>
+        <w:t xml:space="preserve">DIPLOMA </w:t>
+      </w:r>
+      <w:r>
+        <w:rPr>
+          <w:rFonts w:asciiTheme="majorHAnsi" w:eastAsiaTheme="majorEastAsia" w:hAnsiTheme="majorHAnsi" w:cstheme="majorBidi"/>
+          <w:b/>
+          <w:bCs/>
+          <w:sz w:val="22"/>
+          <w:szCs w:val="22"/>
+        </w:rPr>
+        <w:t>(C</w:t>
+      </w:r>
+      <w:r>
+        <w:rPr>
+          <w:rFonts w:asciiTheme="majorHAnsi" w:eastAsiaTheme="majorEastAsia" w:hAnsiTheme="majorHAnsi" w:cstheme="majorBidi"/>
+          <w:b/>
+          <w:bCs/>
+          <w:sz w:val="22"/>
+          <w:szCs w:val="22"/>
+        </w:rPr>
+        <w:t xml:space="preserve">omputer </w:t>
+      </w:r>
+      <w:r>
+        <w:rPr>
+          <w:rFonts w:asciiTheme="majorHAnsi" w:eastAsiaTheme="majorEastAsia" w:hAnsiTheme="majorHAnsi" w:cstheme="majorBidi"/>
+          <w:b/>
+          <w:bCs/>
+          <w:sz w:val="22"/>
+          <w:szCs w:val="22"/>
+        </w:rPr>
+        <w:t>S</w:t>
+      </w:r>
+      <w:r>
+        <w:rPr>
+          <w:rFonts w:asciiTheme="majorHAnsi" w:eastAsiaTheme="majorEastAsia" w:hAnsiTheme="majorHAnsi" w:cstheme="majorBidi"/>
+          <w:b/>
+          <w:bCs/>
+          <w:sz w:val="22"/>
+          <w:szCs w:val="22"/>
+        </w:rPr>
+        <w:t xml:space="preserve">cience </w:t>
+      </w:r>
+      <w:r>
+        <w:rPr>
+          <w:rFonts w:asciiTheme="majorHAnsi" w:eastAsiaTheme="majorEastAsia" w:hAnsiTheme="majorHAnsi" w:cstheme="majorBidi"/>
+          <w:b/>
+          <w:bCs/>
+          <w:sz w:val="22"/>
+          <w:szCs w:val="22"/>
+        </w:rPr>
+        <w:t>&amp; E</w:t>
+      </w:r>
+      <w:r>
+        <w:rPr>
+          <w:rFonts w:asciiTheme="majorHAnsi" w:eastAsiaTheme="majorEastAsia" w:hAnsiTheme="majorHAnsi" w:cstheme="majorBidi"/>
+          <w:b/>
+          <w:bCs/>
+          <w:sz w:val="22"/>
+          <w:szCs w:val="22"/>
+        </w:rPr>
+        <w:t>ngineering</w:t>
+      </w:r>
+      <w:r>
+        <w:rPr>
+          <w:rFonts w:asciiTheme="majorHAnsi" w:eastAsiaTheme="majorEastAsia" w:hAnsiTheme="majorHAnsi" w:cstheme="majorBidi"/>
+          <w:b/>
+          <w:bCs/>
+          <w:sz w:val="22"/>
+          <w:szCs w:val="22"/>
+        </w:rPr>
+        <w:t xml:space="preserve">)   </w:t>
+      </w:r>
+      <w:r>
+        <w:rPr>
+          <w:rFonts w:asciiTheme="majorHAnsi" w:eastAsiaTheme="majorEastAsia" w:hAnsiTheme="majorHAnsi" w:cstheme="majorBidi"/>
+          <w:b/>
+          <w:bCs/>
+          <w:sz w:val="22"/>
+          <w:szCs w:val="22"/>
+        </w:rPr>
+        <w:t xml:space="preserve">                </w:t>
+      </w:r>
+      <w:r>
+        <w:rPr>
+          <w:rFonts w:asciiTheme="majorHAnsi" w:eastAsiaTheme="majorEastAsia" w:hAnsiTheme="majorHAnsi" w:cstheme="majorBidi"/>
+          <w:b/>
+          <w:bCs/>
+          <w:sz w:val="22"/>
+          <w:szCs w:val="22"/>
+        </w:rPr>
+        <w:t xml:space="preserve">      </w:t>
+      </w:r>
+      <w:r>
+        <w:rPr>
+          <w:rFonts w:asciiTheme="majorHAnsi" w:eastAsiaTheme="majorEastAsia" w:hAnsiTheme="majorHAnsi" w:cstheme="majorBidi"/>
+          <w:b/>
+          <w:bCs/>
+          <w:sz w:val="22"/>
+          <w:szCs w:val="22"/>
+        </w:rPr>
+        <w:t xml:space="preserve">         </w:t>
+      </w:r>
+      <w:r>
+        <w:rPr>
+          <w:rFonts w:asciiTheme="majorHAnsi" w:eastAsiaTheme="majorEastAsia" w:hAnsiTheme="majorHAnsi" w:cstheme="majorBidi"/>
+          <w:b/>
+          <w:bCs/>
+          <w:sz w:val="22"/>
+          <w:szCs w:val="22"/>
+        </w:rPr>
+        <w:t xml:space="preserve"> </w:t>
+      </w:r>
+      <w:r>
+        <w:rPr>
+          <w:rFonts w:asciiTheme="majorHAnsi" w:eastAsiaTheme="majorEastAsia" w:hAnsiTheme="majorHAnsi" w:cstheme="majorBidi"/>
+          <w:b/>
+          <w:bCs/>
+          <w:sz w:val="22"/>
+          <w:szCs w:val="22"/>
+        </w:rPr>
+        <w:t xml:space="preserve">             </w:t>
+      </w:r>
+      <w:r>
+        <w:rPr>
+          <w:rFonts w:asciiTheme="majorHAnsi" w:eastAsiaTheme="majorEastAsia" w:hAnsiTheme="majorHAnsi" w:cstheme="majorBidi"/>
+          <w:b/>
+          <w:bCs/>
+          <w:sz w:val="22"/>
+          <w:szCs w:val="22"/>
+        </w:rPr>
+        <w:t xml:space="preserve">    </w:t>
+      </w:r>
+      <w:r>
+        <w:rPr>
+          <w:rFonts w:asciiTheme="majorHAnsi" w:eastAsiaTheme="majorEastAsia" w:hAnsiTheme="majorHAnsi" w:cstheme="majorBidi"/>
+          <w:b/>
+          <w:bCs/>
+          <w:sz w:val="22"/>
+          <w:szCs w:val="22"/>
+        </w:rPr>
+        <w:t xml:space="preserve">             </w:t>
+      </w:r>
+      <w:r>
+        <w:rPr>
+          <w:rFonts w:asciiTheme="majorHAnsi" w:eastAsiaTheme="majorEastAsia" w:hAnsiTheme="majorHAnsi" w:cstheme="majorBidi"/>
+          <w:b/>
+          <w:bCs/>
+          <w:sz w:val="22"/>
+          <w:szCs w:val="22"/>
+        </w:rPr>
+        <w:t xml:space="preserve">   </w:t>
+      </w:r>
+      <w:r>
+        <w:rPr>
+          <w:rFonts w:asciiTheme="majorHAnsi" w:eastAsiaTheme="majorEastAsia" w:hAnsiTheme="majorHAnsi" w:cstheme="majorBidi"/>
+          <w:b/>
+          <w:bCs/>
+          <w:sz w:val="22"/>
+          <w:szCs w:val="22"/>
+        </w:rPr>
+        <w:t xml:space="preserve">       </w:t>
+      </w:r>
+      <w:r>
+        <w:rPr>
+          <w:rFonts w:asciiTheme="majorHAnsi" w:eastAsiaTheme="majorEastAsia" w:hAnsiTheme="majorHAnsi" w:cstheme="majorBidi"/>
+          <w:b/>
+          <w:bCs/>
+          <w:sz w:val="22"/>
+          <w:szCs w:val="22"/>
+        </w:rPr>
+        <w:t xml:space="preserve">  </w:t>
+      </w:r>
+      <w:r>
+        <w:rPr>
+          <w:rFonts w:asciiTheme="majorHAnsi" w:eastAsiaTheme="majorEastAsia" w:hAnsiTheme="majorHAnsi" w:cstheme="majorBidi"/>
+          <w:b/>
+          <w:bCs/>
+          <w:sz w:val="22"/>
+          <w:szCs w:val="22"/>
+        </w:rPr>
+        <w:t xml:space="preserve"> </w:t>
+      </w:r>
+      <w:r>
+        <w:rPr>
+          <w:rFonts w:asciiTheme="majorHAnsi" w:eastAsiaTheme="majorEastAsia" w:hAnsiTheme="majorHAnsi" w:cstheme="majorBidi"/>
+          <w:b/>
+          <w:bCs/>
+          <w:sz w:val="22"/>
+          <w:szCs w:val="22"/>
+        </w:rPr>
+        <w:t xml:space="preserve">         </w:t>
+      </w:r>
+      <w:r>
+        <w:rPr>
+          <w:rFonts w:asciiTheme="majorHAnsi" w:eastAsiaTheme="majorEastAsia" w:hAnsiTheme="majorHAnsi" w:cstheme="majorBidi"/>
+          <w:b/>
+          <w:bCs/>
+          <w:sz w:val="22"/>
+          <w:szCs w:val="22"/>
+        </w:rPr>
+        <w:t xml:space="preserve"> </w:t>
+      </w:r>
+      <w:r>
+        <w:rPr>
+          <w:rFonts w:asciiTheme="majorHAnsi" w:eastAsiaTheme="majorEastAsia" w:hAnsiTheme="majorHAnsi" w:cstheme="majorBidi"/>
+          <w:b/>
+          <w:bCs/>
+          <w:sz w:val="22"/>
+          <w:szCs w:val="22"/>
+        </w:rPr>
+        <w:t xml:space="preserve"> </w:t>
+      </w:r>
+      <w:r>
+        <w:rPr>
+          <w:rFonts w:asciiTheme="majorHAnsi" w:eastAsiaTheme="majorEastAsia" w:hAnsiTheme="majorHAnsi" w:cstheme="majorBidi"/>
+          <w:b/>
+          <w:bCs/>
+          <w:sz w:val="22"/>
+          <w:szCs w:val="22"/>
+        </w:rPr>
+        <w:t xml:space="preserve">               </w:t>
+      </w:r>
+      <w:r>
+        <w:rPr>
+          <w:rFonts w:asciiTheme="majorHAnsi" w:eastAsiaTheme="majorEastAsia" w:hAnsiTheme="majorHAnsi" w:cstheme="majorBidi"/>
+          <w:b/>
+          <w:bCs/>
+          <w:sz w:val="22"/>
+          <w:szCs w:val="22"/>
+        </w:rPr>
+        <w:t xml:space="preserve">    2021 </w:t>
+      </w:r>
+      <w:r>
+        <w:rPr>
+          <w:rFonts w:asciiTheme="majorHAnsi" w:eastAsiaTheme="majorEastAsia" w:hAnsiTheme="majorHAnsi" w:cstheme="majorBidi"/>
+          <w:b/>
+          <w:bCs/>
+          <w:sz w:val="22"/>
+          <w:szCs w:val="22"/>
+        </w:rPr>
+        <w:t>–</w:t>
+      </w:r>
+      <w:r>
+        <w:rPr>
+          <w:rFonts w:asciiTheme="majorHAnsi" w:eastAsiaTheme="majorEastAsia" w:hAnsiTheme="majorHAnsi" w:cstheme="majorBidi"/>
+          <w:b/>
+          <w:bCs/>
+          <w:sz w:val="22"/>
+          <w:szCs w:val="22"/>
+        </w:rPr>
+        <w:t xml:space="preserve"> 202</w:t>
+      </w:r>
+      <w:r>
+        <w:rPr>
+          <w:rFonts w:asciiTheme="majorHAnsi" w:eastAsiaTheme="majorEastAsia" w:hAnsiTheme="majorHAnsi" w:cstheme="majorBidi"/>
+          <w:b/>
+          <w:bCs/>
+          <w:sz w:val="22"/>
+          <w:szCs w:val="22"/>
+        </w:rPr>
+        <w:t>4</w:t>
+      </w:r>
+      <w:r>
+        <w:rPr>
+          <w:rFonts w:asciiTheme="majorHAnsi" w:eastAsiaTheme="majorEastAsia" w:hAnsiTheme="majorHAnsi" w:cstheme="majorBidi"/>
+          <w:b/>
+          <w:bCs/>
+          <w:sz w:val="22"/>
+          <w:szCs w:val="22"/>
+        </w:rPr>
+        <w:t xml:space="preserve"> </w:t>
+      </w:r>
+    </w:p>
+    <w:p>
+      <w:pPr>
+        <w:spacing w:line="276" w:lineRule="auto"/>
+        <w:rPr>
+          <w:rFonts w:asciiTheme="majorHAnsi" w:eastAsiaTheme="majorEastAsia" w:hAnsiTheme="majorHAnsi" w:cstheme="majorBidi"/>
+          <w:sz w:val="22"/>
+          <w:szCs w:val="22"/>
+        </w:rPr>
+      </w:pPr>
+      <w:r>
+        <w:rPr>
+          <w:rFonts w:asciiTheme="majorHAnsi" w:eastAsiaTheme="majorEastAsia" w:hAnsiTheme="majorHAnsi" w:cstheme="majorBidi"/>
           <w:sz w:val="22"/>
           <w:szCs w:val="22"/>
         </w:rPr>
@@ -1839,6 +1949,7 @@
       <w:r>
         <w:rPr>
           <w:rFonts w:asciiTheme="majorHAnsi" w:eastAsiaTheme="majorEastAsia" w:hAnsiTheme="majorHAnsi" w:cstheme="majorBidi"/>
+          <w:color w:val="262626" w:themeColor="text1" w:themeTint="D9"/>
           <w:sz w:val="22"/>
           <w:szCs w:val="22"/>
         </w:rPr>
@@ -1846,7 +1957,7 @@
       </w:r>
     </w:p>
     <w:sectPr>
-      <w:headerReference w:type="default" r:id="rId15"/>
+      <w:headerReference w:type="default" r:id="rId20"/>
       <w:pgSz w:w="12240" w:h="15840"/>
       <w:pgMar w:top="720" w:right="720" w:bottom="720" w:left="720" w:header="360" w:footer="706" w:gutter="0"/>
       <w:pgNumType w:start="1"/>
@@ -1941,7 +2052,153 @@
 
 <file path=word/numbering.xml><?xml version="1.0" encoding="utf-8"?>
 <w:numbering xmlns:wpc="http://schemas.microsoft.com/office/word/2010/wordprocessingCanvas" xmlns:cx="http://schemas.microsoft.com/office/drawing/2014/chartex" xmlns:cx1="http://schemas.microsoft.com/office/drawing/2015/9/8/chartex" xmlns:cx2="http://schemas.microsoft.com/office/drawing/2015/10/21/chartex" xmlns:cx3="http://schemas.microsoft.com/office/drawing/2016/5/9/chartex" xmlns:cx4="http://schemas.microsoft.com/office/drawing/2016/5/10/chartex" xmlns:cx5="http://schemas.microsoft.com/office/drawing/2016/5/11/chartex" xmlns:cx6="http://schemas.microsoft.com/office/drawing/2016/5/12/chartex" xmlns:cx7="http://schemas.microsoft.com/office/drawing/2016/5/13/chartex" xmlns:cx8="http://schemas.microsoft.com/office/drawing/2016/5/14/chartex" xmlns:mc="http://schemas.openxmlformats.org/markup-compatibility/2006" xmlns:aink="http://schemas.microsoft.com/office/drawing/2016/ink" xmlns:am3d="http://schemas.microsoft.com/office/drawing/2017/model3d" xmlns:o="urn:schemas-microsoft-com:office:office" xmlns:oel="http://schemas.microsoft.com/office/2019/extlst" xmlns:r="http://schemas.openxmlformats.org/officeDocument/2006/relationships" xmlns:m="http://schemas.openxmlformats.org/officeDocument/2006/math" xmlns:v="urn:schemas-microsoft-com:vml" xmlns:wp14="http://schemas.microsoft.com/office/word/2010/wordprocessingDrawing" xmlns:wp="http://schemas.openxmlformats.org/drawingml/2006/wordprocessingDrawing" xmlns:w10="urn:schemas-microsoft-com:office:word" xmlns:w="http://schemas.openxmlformats.org/wordprocessingml/2006/main" xmlns:w14="http://schemas.microsoft.com/office/word/2010/wordml" xmlns:w15="http://schemas.microsoft.com/office/word/2012/wordml" xmlns:w16cex="http://schemas.microsoft.com/office/word/2018/wordml/cex" xmlns:w16cid="http://schemas.microsoft.com/office/word/2016/wordml/cid" xmlns:w16="http://schemas.microsoft.com/office/word/2018/wordml" xmlns:w16du="http://schemas.microsoft.com/office/word/2023/wordml/word16du" xmlns:w16sdtdh="http://schemas.microsoft.com/office/word/2020/wordml/sdtdatahash" xmlns:w16sdtfl="http://schemas.microsoft.com/office/word/2024/wordml/sdtformatlock" xmlns:w16se="http://schemas.microsoft.com/office/word/2015/wordml/symex" xmlns:wpg="http://schemas.microsoft.com/office/word/2010/wordprocessingGroup" xmlns:wpi="http://schemas.microsoft.com/office/word/2010/wordprocessingInk" xmlns:wne="http://schemas.microsoft.com/office/word/2006/wordml" xmlns:wps="http://schemas.microsoft.com/office/word/2010/wordprocessingShape" mc:Ignorable="w14 w15 w16se w16cid w16 w16cex w16sdtdh w16sdtfl w16du wp14">
+  <w:numPicBullet w:numPicBulletId="0">
+    <w:pict>
+      <v:shapetype id="_x0000_t75" coordsize="21600,21600" o:spt="75" o:preferrelative="t" path="m@4@5l@4@11@9@11@9@5xe" filled="f" stroked="f">
+        <v:stroke joinstyle="miter"/>
+        <v:formulas>
+          <v:f eqn="if lineDrawn pixelLineWidth 0"/>
+          <v:f eqn="sum @0 1 0"/>
+          <v:f eqn="sum 0 0 @1"/>
+          <v:f eqn="prod @2 1 2"/>
+          <v:f eqn="prod @3 21600 pixelWidth"/>
+          <v:f eqn="prod @3 21600 pixelHeight"/>
+          <v:f eqn="sum @0 0 1"/>
+          <v:f eqn="prod @6 1 2"/>
+          <v:f eqn="prod @7 21600 pixelWidth"/>
+          <v:f eqn="sum @8 21600 0"/>
+          <v:f eqn="prod @7 21600 pixelHeight"/>
+          <v:f eqn="sum @10 21600 0"/>
+        </v:formulas>
+        <v:path o:extrusionok="f" gradientshapeok="t" o:connecttype="rect"/>
+        <o:lock v:ext="edit" aspectratio="t"/>
+      </v:shapetype>
+      <v:shape id="_x0000_i1630" type="#_x0000_t75" alt="Envelope" style="width:26pt;height:19.35pt;visibility:visible" o:gfxdata="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" o:bullet="t">
+        <v:imagedata r:id="rId1" o:title="" croptop="-.25" cropbottom="-.25" cropleft="-3669f" cropright="-3669f"/>
+      </v:shape>
+    </w:pict>
+  </w:numPicBullet>
+  <w:numPicBullet w:numPicBulletId="1">
+    <w:pict>
+      <v:shape id="_x0000_i1631" type="#_x0000_t75" style="width:24pt;height:24pt;visibility:visible;mso-wrap-style:square" o:bullet="t">
+        <v:imagedata r:id="rId2" o:title=""/>
+      </v:shape>
+    </w:pict>
+  </w:numPicBullet>
   <w:abstractNum w:abstractNumId="0" w15:restartNumberingAfterBreak="0">
+    <w:nsid w:val="02150D56"/>
+    <w:multiLevelType w:val="multilevel"/>
+    <w:tmpl w:val="40090021"/>
+    <w:lvl w:ilvl="0">
+      <w:start w:val="1"/>
+      <w:numFmt w:val="bullet"/>
+      <w:lvlText w:val=""/>
+      <w:lvlJc w:val="left"/>
+      <w:pPr>
+        <w:ind w:left="360" w:hanging="360"/>
+      </w:pPr>
+      <w:rPr>
+        <w:rFonts w:ascii="Wingdings" w:hAnsi="Wingdings" w:hint="default"/>
+      </w:rPr>
+    </w:lvl>
+    <w:lvl w:ilvl="1">
+      <w:start w:val="1"/>
+      <w:numFmt w:val="bullet"/>
+      <w:lvlText w:val=""/>
+      <w:lvlJc w:val="left"/>
+      <w:pPr>
+        <w:ind w:left="720" w:hanging="360"/>
+      </w:pPr>
+      <w:rPr>
+        <w:rFonts w:ascii="Wingdings" w:hAnsi="Wingdings" w:hint="default"/>
+      </w:rPr>
+    </w:lvl>
+    <w:lvl w:ilvl="2">
+      <w:start w:val="1"/>
+      <w:numFmt w:val="bullet"/>
+      <w:lvlText w:val=""/>
+      <w:lvlJc w:val="left"/>
+      <w:pPr>
+        <w:ind w:left="1080" w:hanging="360"/>
+      </w:pPr>
+      <w:rPr>
+        <w:rFonts w:ascii="Wingdings" w:hAnsi="Wingdings" w:hint="default"/>
+      </w:rPr>
+    </w:lvl>
+    <w:lvl w:ilvl="3">
+      <w:start w:val="1"/>
+      <w:numFmt w:val="bullet"/>
+      <w:lvlText w:val=""/>
+      <w:lvlJc w:val="left"/>
+      <w:pPr>
+        <w:ind w:left="1440" w:hanging="360"/>
+      </w:pPr>
+      <w:rPr>
+        <w:rFonts w:ascii="Symbol" w:hAnsi="Symbol" w:hint="default"/>
+      </w:rPr>
+    </w:lvl>
+    <w:lvl w:ilvl="4">
+      <w:start w:val="1"/>
+      <w:numFmt w:val="bullet"/>
+      <w:lvlText w:val=""/>
+      <w:lvlJc w:val="left"/>
+      <w:pPr>
+        <w:ind w:left="1800" w:hanging="360"/>
+      </w:pPr>
+      <w:rPr>
+        <w:rFonts w:ascii="Symbol" w:hAnsi="Symbol" w:hint="default"/>
+      </w:rPr>
+    </w:lvl>
+    <w:lvl w:ilvl="5">
+      <w:start w:val="1"/>
+      <w:numFmt w:val="bullet"/>
+      <w:lvlText w:val=""/>
+      <w:lvlJc w:val="left"/>
+      <w:pPr>
+        <w:ind w:left="2160" w:hanging="360"/>
+      </w:pPr>
+      <w:rPr>
+        <w:rFonts w:ascii="Wingdings" w:hAnsi="Wingdings" w:hint="default"/>
+      </w:rPr>
+    </w:lvl>
+    <w:lvl w:ilvl="6">
+      <w:start w:val="1"/>
+      <w:numFmt w:val="bullet"/>
+      <w:lvlText w:val=""/>
+      <w:lvlJc w:val="left"/>
+      <w:pPr>
+        <w:ind w:left="2520" w:hanging="360"/>
+      </w:pPr>
+      <w:rPr>
+        <w:rFonts w:ascii="Wingdings" w:hAnsi="Wingdings" w:hint="default"/>
+      </w:rPr>
+    </w:lvl>
+    <w:lvl w:ilvl="7">
+      <w:start w:val="1"/>
+      <w:numFmt w:val="bullet"/>
+      <w:lvlText w:val=""/>
+      <w:lvlJc w:val="left"/>
+      <w:pPr>
+        <w:ind w:left="2880" w:hanging="360"/>
+      </w:pPr>
+      <w:rPr>
+        <w:rFonts w:ascii="Symbol" w:hAnsi="Symbol" w:hint="default"/>
+      </w:rPr>
+    </w:lvl>
+    <w:lvl w:ilvl="8">
+      <w:start w:val="1"/>
+      <w:numFmt w:val="bullet"/>
+      <w:lvlText w:val=""/>
+      <w:lvlJc w:val="left"/>
+      <w:pPr>
+        <w:ind w:left="3240" w:hanging="360"/>
+      </w:pPr>
+      <w:rPr>
+        <w:rFonts w:ascii="Symbol" w:hAnsi="Symbol" w:hint="default"/>
+      </w:rPr>
+    </w:lvl>
+  </w:abstractNum>
+  <w:abstractNum w:abstractNumId="1" w15:restartNumberingAfterBreak="0">
     <w:nsid w:val="051E7132"/>
     <w:multiLevelType w:val="multilevel"/>
     <w:tmpl w:val="FFFFFFFF"/>
@@ -2054,7 +2311,7 @@
       </w:rPr>
     </w:lvl>
   </w:abstractNum>
-  <w:abstractNum w:abstractNumId="1" w15:restartNumberingAfterBreak="0">
+  <w:abstractNum w:abstractNumId="2" w15:restartNumberingAfterBreak="0">
     <w:nsid w:val="17345936"/>
     <w:multiLevelType w:val="multilevel"/>
     <w:tmpl w:val="FFFFFFFF"/>
@@ -2167,7 +2424,7 @@
       </w:rPr>
     </w:lvl>
   </w:abstractNum>
-  <w:abstractNum w:abstractNumId="2" w15:restartNumberingAfterBreak="0">
+  <w:abstractNum w:abstractNumId="3" w15:restartNumberingAfterBreak="0">
     <w:nsid w:val="1AEE69E4"/>
     <w:multiLevelType w:val="hybridMultilevel"/>
     <w:tmpl w:val="FFFFFFFF"/>
@@ -2280,7 +2537,120 @@
       </w:rPr>
     </w:lvl>
   </w:abstractNum>
-  <w:abstractNum w:abstractNumId="3" w15:restartNumberingAfterBreak="0">
+  <w:abstractNum w:abstractNumId="4" w15:restartNumberingAfterBreak="0">
+    <w:nsid w:val="25D7691D"/>
+    <w:multiLevelType w:val="hybridMultilevel"/>
+    <w:tmpl w:val="7B0CD904"/>
+    <w:lvl w:ilvl="0" w:tplc="40090001">
+      <w:start w:val="1"/>
+      <w:numFmt w:val="bullet"/>
+      <w:lvlText w:val=""/>
+      <w:lvlJc w:val="left"/>
+      <w:pPr>
+        <w:ind w:left="720" w:hanging="360"/>
+      </w:pPr>
+      <w:rPr>
+        <w:rFonts w:ascii="Symbol" w:hAnsi="Symbol" w:hint="default"/>
+      </w:rPr>
+    </w:lvl>
+    <w:lvl w:ilvl="1" w:tplc="40090003" w:tentative="1">
+      <w:start w:val="1"/>
+      <w:numFmt w:val="bullet"/>
+      <w:lvlText w:val="o"/>
+      <w:lvlJc w:val="left"/>
+      <w:pPr>
+        <w:ind w:left="1440" w:hanging="360"/>
+      </w:pPr>
+      <w:rPr>
+        <w:rFonts w:ascii="Courier New" w:hAnsi="Courier New" w:cs="Courier New" w:hint="default"/>
+      </w:rPr>
+    </w:lvl>
+    <w:lvl w:ilvl="2" w:tplc="40090005" w:tentative="1">
+      <w:start w:val="1"/>
+      <w:numFmt w:val="bullet"/>
+      <w:lvlText w:val=""/>
+      <w:lvlJc w:val="left"/>
+      <w:pPr>
+        <w:ind w:left="2160" w:hanging="360"/>
+      </w:pPr>
+      <w:rPr>
+        <w:rFonts w:ascii="Wingdings" w:hAnsi="Wingdings" w:hint="default"/>
+      </w:rPr>
+    </w:lvl>
+    <w:lvl w:ilvl="3" w:tplc="40090001" w:tentative="1">
+      <w:start w:val="1"/>
+      <w:numFmt w:val="bullet"/>
+      <w:lvlText w:val=""/>
+      <w:lvlJc w:val="left"/>
+      <w:pPr>
+        <w:ind w:left="2880" w:hanging="360"/>
+      </w:pPr>
+      <w:rPr>
+        <w:rFonts w:ascii="Symbol" w:hAnsi="Symbol" w:hint="default"/>
+      </w:rPr>
+    </w:lvl>
+    <w:lvl w:ilvl="4" w:tplc="40090003" w:tentative="1">
+      <w:start w:val="1"/>
+      <w:numFmt w:val="bullet"/>
+      <w:lvlText w:val="o"/>
+      <w:lvlJc w:val="left"/>
+      <w:pPr>
+        <w:ind w:left="3600" w:hanging="360"/>
+      </w:pPr>
+      <w:rPr>
+        <w:rFonts w:ascii="Courier New" w:hAnsi="Courier New" w:cs="Courier New" w:hint="default"/>
+      </w:rPr>
+    </w:lvl>
+    <w:lvl w:ilvl="5" w:tplc="40090005" w:tentative="1">
+      <w:start w:val="1"/>
+      <w:numFmt w:val="bullet"/>
+      <w:lvlText w:val=""/>
+      <w:lvlJc w:val="left"/>
+      <w:pPr>
+        <w:ind w:left="4320" w:hanging="360"/>
+      </w:pPr>
+      <w:rPr>
+        <w:rFonts w:ascii="Wingdings" w:hAnsi="Wingdings" w:hint="default"/>
+      </w:rPr>
+    </w:lvl>
+    <w:lvl w:ilvl="6" w:tplc="40090001" w:tentative="1">
+      <w:start w:val="1"/>
+      <w:numFmt w:val="bullet"/>
+      <w:lvlText w:val=""/>
+      <w:lvlJc w:val="left"/>
+      <w:pPr>
+        <w:ind w:left="5040" w:hanging="360"/>
+      </w:pPr>
+      <w:rPr>
+        <w:rFonts w:ascii="Symbol" w:hAnsi="Symbol" w:hint="default"/>
+      </w:rPr>
+    </w:lvl>
+    <w:lvl w:ilvl="7" w:tplc="40090003" w:tentative="1">
+      <w:start w:val="1"/>
+      <w:numFmt w:val="bullet"/>
+      <w:lvlText w:val="o"/>
+      <w:lvlJc w:val="left"/>
+      <w:pPr>
+        <w:ind w:left="5760" w:hanging="360"/>
+      </w:pPr>
+      <w:rPr>
+        <w:rFonts w:ascii="Courier New" w:hAnsi="Courier New" w:cs="Courier New" w:hint="default"/>
+      </w:rPr>
+    </w:lvl>
+    <w:lvl w:ilvl="8" w:tplc="40090005" w:tentative="1">
+      <w:start w:val="1"/>
+      <w:numFmt w:val="bullet"/>
+      <w:lvlText w:val=""/>
+      <w:lvlJc w:val="left"/>
+      <w:pPr>
+        <w:ind w:left="6480" w:hanging="360"/>
+      </w:pPr>
+      <w:rPr>
+        <w:rFonts w:ascii="Wingdings" w:hAnsi="Wingdings" w:hint="default"/>
+      </w:rPr>
+    </w:lvl>
+  </w:abstractNum>
+  <w:abstractNum w:abstractNumId="5" w15:restartNumberingAfterBreak="0">
     <w:nsid w:val="2A3B5E0D"/>
     <w:multiLevelType w:val="multilevel"/>
     <w:tmpl w:val="FFFFFFFF"/>
@@ -2393,7 +2763,459 @@
       </w:rPr>
     </w:lvl>
   </w:abstractNum>
-  <w:abstractNum w:abstractNumId="4" w15:restartNumberingAfterBreak="0">
+  <w:abstractNum w:abstractNumId="6" w15:restartNumberingAfterBreak="0">
+    <w:nsid w:val="3FA32411"/>
+    <w:multiLevelType w:val="hybridMultilevel"/>
+    <w:tmpl w:val="24FEA628"/>
+    <w:lvl w:ilvl="0" w:tplc="40090001">
+      <w:start w:val="1"/>
+      <w:numFmt w:val="bullet"/>
+      <w:lvlText w:val=""/>
+      <w:lvlJc w:val="left"/>
+      <w:pPr>
+        <w:ind w:left="720" w:hanging="360"/>
+      </w:pPr>
+      <w:rPr>
+        <w:rFonts w:ascii="Symbol" w:hAnsi="Symbol" w:hint="default"/>
+      </w:rPr>
+    </w:lvl>
+    <w:lvl w:ilvl="1" w:tplc="40090003" w:tentative="1">
+      <w:start w:val="1"/>
+      <w:numFmt w:val="bullet"/>
+      <w:lvlText w:val="o"/>
+      <w:lvlJc w:val="left"/>
+      <w:pPr>
+        <w:ind w:left="1440" w:hanging="360"/>
+      </w:pPr>
+      <w:rPr>
+        <w:rFonts w:ascii="Courier New" w:hAnsi="Courier New" w:cs="Courier New" w:hint="default"/>
+      </w:rPr>
+    </w:lvl>
+    <w:lvl w:ilvl="2" w:tplc="40090005" w:tentative="1">
+      <w:start w:val="1"/>
+      <w:numFmt w:val="bullet"/>
+      <w:lvlText w:val=""/>
+      <w:lvlJc w:val="left"/>
+      <w:pPr>
+        <w:ind w:left="2160" w:hanging="360"/>
+      </w:pPr>
+      <w:rPr>
+        <w:rFonts w:ascii="Wingdings" w:hAnsi="Wingdings" w:hint="default"/>
+      </w:rPr>
+    </w:lvl>
+    <w:lvl w:ilvl="3" w:tplc="40090001" w:tentative="1">
+      <w:start w:val="1"/>
+      <w:numFmt w:val="bullet"/>
+      <w:lvlText w:val=""/>
+      <w:lvlJc w:val="left"/>
+      <w:pPr>
+        <w:ind w:left="2880" w:hanging="360"/>
+      </w:pPr>
+      <w:rPr>
+        <w:rFonts w:ascii="Symbol" w:hAnsi="Symbol" w:hint="default"/>
+      </w:rPr>
+    </w:lvl>
+    <w:lvl w:ilvl="4" w:tplc="40090003" w:tentative="1">
+      <w:start w:val="1"/>
+      <w:numFmt w:val="bullet"/>
+      <w:lvlText w:val="o"/>
+      <w:lvlJc w:val="left"/>
+      <w:pPr>
+        <w:ind w:left="3600" w:hanging="360"/>
+      </w:pPr>
+      <w:rPr>
+        <w:rFonts w:ascii="Courier New" w:hAnsi="Courier New" w:cs="Courier New" w:hint="default"/>
+      </w:rPr>
+    </w:lvl>
+    <w:lvl w:ilvl="5" w:tplc="40090005" w:tentative="1">
+      <w:start w:val="1"/>
+      <w:numFmt w:val="bullet"/>
+      <w:lvlText w:val=""/>
+      <w:lvlJc w:val="left"/>
+      <w:pPr>
+        <w:ind w:left="4320" w:hanging="360"/>
+      </w:pPr>
+      <w:rPr>
+        <w:rFonts w:ascii="Wingdings" w:hAnsi="Wingdings" w:hint="default"/>
+      </w:rPr>
+    </w:lvl>
+    <w:lvl w:ilvl="6" w:tplc="40090001" w:tentative="1">
+      <w:start w:val="1"/>
+      <w:numFmt w:val="bullet"/>
+      <w:lvlText w:val=""/>
+      <w:lvlJc w:val="left"/>
+      <w:pPr>
+        <w:ind w:left="5040" w:hanging="360"/>
+      </w:pPr>
+      <w:rPr>
+        <w:rFonts w:ascii="Symbol" w:hAnsi="Symbol" w:hint="default"/>
+      </w:rPr>
+    </w:lvl>
+    <w:lvl w:ilvl="7" w:tplc="40090003" w:tentative="1">
+      <w:start w:val="1"/>
+      <w:numFmt w:val="bullet"/>
+      <w:lvlText w:val="o"/>
+      <w:lvlJc w:val="left"/>
+      <w:pPr>
+        <w:ind w:left="5760" w:hanging="360"/>
+      </w:pPr>
+      <w:rPr>
+        <w:rFonts w:ascii="Courier New" w:hAnsi="Courier New" w:cs="Courier New" w:hint="default"/>
+      </w:rPr>
+    </w:lvl>
+    <w:lvl w:ilvl="8" w:tplc="40090005" w:tentative="1">
+      <w:start w:val="1"/>
+      <w:numFmt w:val="bullet"/>
+      <w:lvlText w:val=""/>
+      <w:lvlJc w:val="left"/>
+      <w:pPr>
+        <w:ind w:left="6480" w:hanging="360"/>
+      </w:pPr>
+      <w:rPr>
+        <w:rFonts w:ascii="Wingdings" w:hAnsi="Wingdings" w:hint="default"/>
+      </w:rPr>
+    </w:lvl>
+  </w:abstractNum>
+  <w:abstractNum w:abstractNumId="7" w15:restartNumberingAfterBreak="0">
+    <w:nsid w:val="54BF5F86"/>
+    <w:multiLevelType w:val="hybridMultilevel"/>
+    <w:tmpl w:val="BC06CFDA"/>
+    <w:lvl w:ilvl="0" w:tplc="40090001">
+      <w:start w:val="1"/>
+      <w:numFmt w:val="bullet"/>
+      <w:lvlText w:val=""/>
+      <w:lvlJc w:val="left"/>
+      <w:pPr>
+        <w:ind w:left="720" w:hanging="360"/>
+      </w:pPr>
+      <w:rPr>
+        <w:rFonts w:ascii="Symbol" w:hAnsi="Symbol" w:hint="default"/>
+      </w:rPr>
+    </w:lvl>
+    <w:lvl w:ilvl="1" w:tplc="40090003" w:tentative="1">
+      <w:start w:val="1"/>
+      <w:numFmt w:val="bullet"/>
+      <w:lvlText w:val="o"/>
+      <w:lvlJc w:val="left"/>
+      <w:pPr>
+        <w:ind w:left="1440" w:hanging="360"/>
+      </w:pPr>
+      <w:rPr>
+        <w:rFonts w:ascii="Courier New" w:hAnsi="Courier New" w:cs="Courier New" w:hint="default"/>
+      </w:rPr>
+    </w:lvl>
+    <w:lvl w:ilvl="2" w:tplc="40090005" w:tentative="1">
+      <w:start w:val="1"/>
+      <w:numFmt w:val="bullet"/>
+      <w:lvlText w:val=""/>
+      <w:lvlJc w:val="left"/>
+      <w:pPr>
+        <w:ind w:left="2160" w:hanging="360"/>
+      </w:pPr>
+      <w:rPr>
+        <w:rFonts w:ascii="Wingdings" w:hAnsi="Wingdings" w:hint="default"/>
+      </w:rPr>
+    </w:lvl>
+    <w:lvl w:ilvl="3" w:tplc="40090001" w:tentative="1">
+      <w:start w:val="1"/>
+      <w:numFmt w:val="bullet"/>
+      <w:lvlText w:val=""/>
+      <w:lvlJc w:val="left"/>
+      <w:pPr>
+        <w:ind w:left="2880" w:hanging="360"/>
+      </w:pPr>
+      <w:rPr>
+        <w:rFonts w:ascii="Symbol" w:hAnsi="Symbol" w:hint="default"/>
+      </w:rPr>
+    </w:lvl>
+    <w:lvl w:ilvl="4" w:tplc="40090003" w:tentative="1">
+      <w:start w:val="1"/>
+      <w:numFmt w:val="bullet"/>
+      <w:lvlText w:val="o"/>
+      <w:lvlJc w:val="left"/>
+      <w:pPr>
+        <w:ind w:left="3600" w:hanging="360"/>
+      </w:pPr>
+      <w:rPr>
+        <w:rFonts w:ascii="Courier New" w:hAnsi="Courier New" w:cs="Courier New" w:hint="default"/>
+      </w:rPr>
+    </w:lvl>
+    <w:lvl w:ilvl="5" w:tplc="40090005" w:tentative="1">
+      <w:start w:val="1"/>
+      <w:numFmt w:val="bullet"/>
+      <w:lvlText w:val=""/>
+      <w:lvlJc w:val="left"/>
+      <w:pPr>
+        <w:ind w:left="4320" w:hanging="360"/>
+      </w:pPr>
+      <w:rPr>
+        <w:rFonts w:ascii="Wingdings" w:hAnsi="Wingdings" w:hint="default"/>
+      </w:rPr>
+    </w:lvl>
+    <w:lvl w:ilvl="6" w:tplc="40090001" w:tentative="1">
+      <w:start w:val="1"/>
+      <w:numFmt w:val="bullet"/>
+      <w:lvlText w:val=""/>
+      <w:lvlJc w:val="left"/>
+      <w:pPr>
+        <w:ind w:left="5040" w:hanging="360"/>
+      </w:pPr>
+      <w:rPr>
+        <w:rFonts w:ascii="Symbol" w:hAnsi="Symbol" w:hint="default"/>
+      </w:rPr>
+    </w:lvl>
+    <w:lvl w:ilvl="7" w:tplc="40090003" w:tentative="1">
+      <w:start w:val="1"/>
+      <w:numFmt w:val="bullet"/>
+      <w:lvlText w:val="o"/>
+      <w:lvlJc w:val="left"/>
+      <w:pPr>
+        <w:ind w:left="5760" w:hanging="360"/>
+      </w:pPr>
+      <w:rPr>
+        <w:rFonts w:ascii="Courier New" w:hAnsi="Courier New" w:cs="Courier New" w:hint="default"/>
+      </w:rPr>
+    </w:lvl>
+    <w:lvl w:ilvl="8" w:tplc="40090005" w:tentative="1">
+      <w:start w:val="1"/>
+      <w:numFmt w:val="bullet"/>
+      <w:lvlText w:val=""/>
+      <w:lvlJc w:val="left"/>
+      <w:pPr>
+        <w:ind w:left="6480" w:hanging="360"/>
+      </w:pPr>
+      <w:rPr>
+        <w:rFonts w:ascii="Wingdings" w:hAnsi="Wingdings" w:hint="default"/>
+      </w:rPr>
+    </w:lvl>
+  </w:abstractNum>
+  <w:abstractNum w:abstractNumId="8" w15:restartNumberingAfterBreak="0">
+    <w:nsid w:val="636E4767"/>
+    <w:multiLevelType w:val="hybridMultilevel"/>
+    <w:tmpl w:val="1F94DAC6"/>
+    <w:lvl w:ilvl="0" w:tplc="40090001">
+      <w:start w:val="1"/>
+      <w:numFmt w:val="bullet"/>
+      <w:lvlText w:val=""/>
+      <w:lvlJc w:val="left"/>
+      <w:pPr>
+        <w:ind w:left="1440" w:hanging="360"/>
+      </w:pPr>
+      <w:rPr>
+        <w:rFonts w:ascii="Symbol" w:hAnsi="Symbol" w:hint="default"/>
+      </w:rPr>
+    </w:lvl>
+    <w:lvl w:ilvl="1" w:tplc="40090003" w:tentative="1">
+      <w:start w:val="1"/>
+      <w:numFmt w:val="bullet"/>
+      <w:lvlText w:val="o"/>
+      <w:lvlJc w:val="left"/>
+      <w:pPr>
+        <w:ind w:left="2160" w:hanging="360"/>
+      </w:pPr>
+      <w:rPr>
+        <w:rFonts w:ascii="Courier New" w:hAnsi="Courier New" w:cs="Courier New" w:hint="default"/>
+      </w:rPr>
+    </w:lvl>
+    <w:lvl w:ilvl="2" w:tplc="40090005" w:tentative="1">
+      <w:start w:val="1"/>
+      <w:numFmt w:val="bullet"/>
+      <w:lvlText w:val=""/>
+      <w:lvlJc w:val="left"/>
+      <w:pPr>
+        <w:ind w:left="2880" w:hanging="360"/>
+      </w:pPr>
+      <w:rPr>
+        <w:rFonts w:ascii="Wingdings" w:hAnsi="Wingdings" w:hint="default"/>
+      </w:rPr>
+    </w:lvl>
+    <w:lvl w:ilvl="3" w:tplc="40090001" w:tentative="1">
+      <w:start w:val="1"/>
+      <w:numFmt w:val="bullet"/>
+      <w:lvlText w:val=""/>
+      <w:lvlJc w:val="left"/>
+      <w:pPr>
+        <w:ind w:left="3600" w:hanging="360"/>
+      </w:pPr>
+      <w:rPr>
+        <w:rFonts w:ascii="Symbol" w:hAnsi="Symbol" w:hint="default"/>
+      </w:rPr>
+    </w:lvl>
+    <w:lvl w:ilvl="4" w:tplc="40090003" w:tentative="1">
+      <w:start w:val="1"/>
+      <w:numFmt w:val="bullet"/>
+      <w:lvlText w:val="o"/>
+      <w:lvlJc w:val="left"/>
+      <w:pPr>
+        <w:ind w:left="4320" w:hanging="360"/>
+      </w:pPr>
+      <w:rPr>
+        <w:rFonts w:ascii="Courier New" w:hAnsi="Courier New" w:cs="Courier New" w:hint="default"/>
+      </w:rPr>
+    </w:lvl>
+    <w:lvl w:ilvl="5" w:tplc="40090005" w:tentative="1">
+      <w:start w:val="1"/>
+      <w:numFmt w:val="bullet"/>
+      <w:lvlText w:val=""/>
+      <w:lvlJc w:val="left"/>
+      <w:pPr>
+        <w:ind w:left="5040" w:hanging="360"/>
+      </w:pPr>
+      <w:rPr>
+        <w:rFonts w:ascii="Wingdings" w:hAnsi="Wingdings" w:hint="default"/>
+      </w:rPr>
+    </w:lvl>
+    <w:lvl w:ilvl="6" w:tplc="40090001" w:tentative="1">
+      <w:start w:val="1"/>
+      <w:numFmt w:val="bullet"/>
+      <w:lvlText w:val=""/>
+      <w:lvlJc w:val="left"/>
+      <w:pPr>
+        <w:ind w:left="5760" w:hanging="360"/>
+      </w:pPr>
+      <w:rPr>
+        <w:rFonts w:ascii="Symbol" w:hAnsi="Symbol" w:hint="default"/>
+      </w:rPr>
+    </w:lvl>
+    <w:lvl w:ilvl="7" w:tplc="40090003" w:tentative="1">
+      <w:start w:val="1"/>
+      <w:numFmt w:val="bullet"/>
+      <w:lvlText w:val="o"/>
+      <w:lvlJc w:val="left"/>
+      <w:pPr>
+        <w:ind w:left="6480" w:hanging="360"/>
+      </w:pPr>
+      <w:rPr>
+        <w:rFonts w:ascii="Courier New" w:hAnsi="Courier New" w:cs="Courier New" w:hint="default"/>
+      </w:rPr>
+    </w:lvl>
+    <w:lvl w:ilvl="8" w:tplc="40090005" w:tentative="1">
+      <w:start w:val="1"/>
+      <w:numFmt w:val="bullet"/>
+      <w:lvlText w:val=""/>
+      <w:lvlJc w:val="left"/>
+      <w:pPr>
+        <w:ind w:left="7200" w:hanging="360"/>
+      </w:pPr>
+      <w:rPr>
+        <w:rFonts w:ascii="Wingdings" w:hAnsi="Wingdings" w:hint="default"/>
+      </w:rPr>
+    </w:lvl>
+  </w:abstractNum>
+  <w:abstractNum w:abstractNumId="9" w15:restartNumberingAfterBreak="0">
+    <w:nsid w:val="75C83C61"/>
+    <w:multiLevelType w:val="hybridMultilevel"/>
+    <w:tmpl w:val="17E04B8E"/>
+    <w:lvl w:ilvl="0" w:tplc="40090001">
+      <w:start w:val="1"/>
+      <w:numFmt w:val="bullet"/>
+      <w:lvlText w:val=""/>
+      <w:lvlJc w:val="left"/>
+      <w:pPr>
+        <w:ind w:left="720" w:hanging="360"/>
+      </w:pPr>
+      <w:rPr>
+        <w:rFonts w:ascii="Symbol" w:hAnsi="Symbol" w:hint="default"/>
+      </w:rPr>
+    </w:lvl>
+    <w:lvl w:ilvl="1" w:tplc="40090003" w:tentative="1">
+      <w:start w:val="1"/>
+      <w:numFmt w:val="bullet"/>
+      <w:lvlText w:val="o"/>
+      <w:lvlJc w:val="left"/>
+      <w:pPr>
+        <w:ind w:left="1440" w:hanging="360"/>
+      </w:pPr>
+      <w:rPr>
+        <w:rFonts w:ascii="Courier New" w:hAnsi="Courier New" w:cs="Courier New" w:hint="default"/>
+      </w:rPr>
+    </w:lvl>
+    <w:lvl w:ilvl="2" w:tplc="40090005" w:tentative="1">
+      <w:start w:val="1"/>
+      <w:numFmt w:val="bullet"/>
+      <w:lvlText w:val=""/>
+      <w:lvlJc w:val="left"/>
+      <w:pPr>
+        <w:ind w:left="2160" w:hanging="360"/>
+      </w:pPr>
+      <w:rPr>
+        <w:rFonts w:ascii="Wingdings" w:hAnsi="Wingdings" w:hint="default"/>
+      </w:rPr>
+    </w:lvl>
+    <w:lvl w:ilvl="3" w:tplc="40090001" w:tentative="1">
+      <w:start w:val="1"/>
+      <w:numFmt w:val="bullet"/>
+      <w:lvlText w:val=""/>
+      <w:lvlJc w:val="left"/>
+      <w:pPr>
+        <w:ind w:left="2880" w:hanging="360"/>
+      </w:pPr>
+      <w:rPr>
+        <w:rFonts w:ascii="Symbol" w:hAnsi="Symbol" w:hint="default"/>
+      </w:rPr>
+    </w:lvl>
+    <w:lvl w:ilvl="4" w:tplc="40090003" w:tentative="1">
+      <w:start w:val="1"/>
+      <w:numFmt w:val="bullet"/>
+      <w:lvlText w:val="o"/>
+      <w:lvlJc w:val="left"/>
+      <w:pPr>
+        <w:ind w:left="3600" w:hanging="360"/>
+      </w:pPr>
+      <w:rPr>
+        <w:rFonts w:ascii="Courier New" w:hAnsi="Courier New" w:cs="Courier New" w:hint="default"/>
+      </w:rPr>
+    </w:lvl>
+    <w:lvl w:ilvl="5" w:tplc="40090005" w:tentative="1">
+      <w:start w:val="1"/>
+      <w:numFmt w:val="bullet"/>
+      <w:lvlText w:val=""/>
+      <w:lvlJc w:val="left"/>
+      <w:pPr>
+        <w:ind w:left="4320" w:hanging="360"/>
+      </w:pPr>
+      <w:rPr>
+        <w:rFonts w:ascii="Wingdings" w:hAnsi="Wingdings" w:hint="default"/>
+      </w:rPr>
+    </w:lvl>
+    <w:lvl w:ilvl="6" w:tplc="40090001" w:tentative="1">
+      <w:start w:val="1"/>
+      <w:numFmt w:val="bullet"/>
+      <w:lvlText w:val=""/>
+      <w:lvlJc w:val="left"/>
+      <w:pPr>
+        <w:ind w:left="5040" w:hanging="360"/>
+      </w:pPr>
+      <w:rPr>
+        <w:rFonts w:ascii="Symbol" w:hAnsi="Symbol" w:hint="default"/>
+      </w:rPr>
+    </w:lvl>
+    <w:lvl w:ilvl="7" w:tplc="40090003" w:tentative="1">
+      <w:start w:val="1"/>
+      <w:numFmt w:val="bullet"/>
+      <w:lvlText w:val="o"/>
+      <w:lvlJc w:val="left"/>
+      <w:pPr>
+        <w:ind w:left="5760" w:hanging="360"/>
+      </w:pPr>
+      <w:rPr>
+        <w:rFonts w:ascii="Courier New" w:hAnsi="Courier New" w:cs="Courier New" w:hint="default"/>
+      </w:rPr>
+    </w:lvl>
+    <w:lvl w:ilvl="8" w:tplc="40090005" w:tentative="1">
+      <w:start w:val="1"/>
+      <w:numFmt w:val="bullet"/>
+      <w:lvlText w:val=""/>
+      <w:lvlJc w:val="left"/>
+      <w:pPr>
+        <w:ind w:left="6480" w:hanging="360"/>
+      </w:pPr>
+      <w:rPr>
+        <w:rFonts w:ascii="Wingdings" w:hAnsi="Wingdings" w:hint="default"/>
+      </w:rPr>
+    </w:lvl>
+  </w:abstractNum>
+  <w:abstractNum w:abstractNumId="10" w15:restartNumberingAfterBreak="0">
     <w:nsid w:val="7B985C5E"/>
     <w:multiLevelType w:val="multilevel"/>
     <w:tmpl w:val="FFFFFFFF"/>
@@ -2507,19 +3329,37 @@
     </w:lvl>
   </w:abstractNum>
   <w:num w:numId="1" w16cid:durableId="1196893789">
+    <w:abstractNumId w:val="3"/>
+  </w:num>
+  <w:num w:numId="2" w16cid:durableId="323749375">
     <w:abstractNumId w:val="2"/>
   </w:num>
-  <w:num w:numId="2" w16cid:durableId="323749375">
+  <w:num w:numId="3" w16cid:durableId="999230787">
+    <w:abstractNumId w:val="5"/>
+  </w:num>
+  <w:num w:numId="4" w16cid:durableId="1842428039">
+    <w:abstractNumId w:val="10"/>
+  </w:num>
+  <w:num w:numId="5" w16cid:durableId="1262881910">
     <w:abstractNumId w:val="1"/>
   </w:num>
-  <w:num w:numId="3" w16cid:durableId="999230787">
-    <w:abstractNumId w:val="3"/>
+  <w:num w:numId="6" w16cid:durableId="732580831">
+    <w:abstractNumId w:val="0"/>
   </w:num>
-  <w:num w:numId="4" w16cid:durableId="1842428039">
+  <w:num w:numId="7" w16cid:durableId="1350136063">
+    <w:abstractNumId w:val="6"/>
+  </w:num>
+  <w:num w:numId="8" w16cid:durableId="733428535">
+    <w:abstractNumId w:val="9"/>
+  </w:num>
+  <w:num w:numId="9" w16cid:durableId="2099905129">
     <w:abstractNumId w:val="4"/>
   </w:num>
-  <w:num w:numId="5" w16cid:durableId="1262881910">
-    <w:abstractNumId w:val="0"/>
+  <w:num w:numId="10" w16cid:durableId="970212081">
+    <w:abstractNumId w:val="7"/>
+  </w:num>
+  <w:num w:numId="11" w16cid:durableId="59837082">
+    <w:abstractNumId w:val="8"/>
   </w:num>
 </w:numbering>
 </file>
@@ -3039,7 +3879,6 @@
   <w:style w:type="character" w:default="1" w:styleId="DefaultParagraphFont">
     <w:name w:val="Default Paragraph Font"/>
     <w:uiPriority w:val="1"/>
-    <w:semiHidden/>
     <w:unhideWhenUsed/>
   </w:style>
   <w:style w:type="table" w:default="1" w:styleId="TableNormal">
@@ -3199,6 +4038,18 @@
     <w:rPr>
       <w:color w:val="800080" w:themeColor="followedHyperlink"/>
       <w:u w:val="single"/>
+    </w:rPr>
+  </w:style>
+  <w:style w:type="character" w:styleId="UnresolvedMention">
+    <w:name w:val="Unresolved Mention"/>
+    <w:basedOn w:val="DefaultParagraphFont"/>
+    <w:uiPriority w:val="99"/>
+    <w:semiHidden/>
+    <w:unhideWhenUsed/>
+    <w:rsid w:val="00982C3D"/>
+    <w:rPr>
+      <w:color w:val="605E5C"/>
+      <w:shd w:val="clear" w:color="auto" w:fill="E1DFDD"/>
     </w:rPr>
   </w:style>
 </w:styles>
@@ -3525,28 +4376,28 @@
 </file>
 
 <file path=customXml/item1.xml><?xml version="1.0" encoding="utf-8"?>
-<b:Sources xmlns:b="http://schemas.openxmlformats.org/officeDocument/2006/bibliography" xmlns="http://schemas.openxmlformats.org/officeDocument/2006/bibliography" SelectedStyle="\APASixthEditionOfficeOnline.xsl" StyleName="APA" Version="6"/>
-</file>
-
-<file path=customXml/item2.xml><?xml version="1.0" encoding="utf-8"?>
 <go:gDocsCustomXmlDataStorage xmlns:go="http://customooxmlschemas.google.com/" xmlns:r="http://schemas.openxmlformats.org/officeDocument/2006/relationships" uri="GoogleDocsCustomDataVersion2">
   <go:docsCustomData xmlns:go="http://customooxmlschemas.google.com/" roundtripDataSignature="AMtx7milnea+hiZNmfni03gzK7qyAeEexQ==">CgMxLjA4AHIhMS1JM1JhMW5TSHgyeDhzbzUxMzNMU2pBQkVnc3IxRUpk</go:docsCustomData>
 </go:gDocsCustomXmlDataStorage>
 </file>
 
-<file path=customXml/itemProps1.xml><?xml version="1.0" encoding="utf-8"?>
-<ds:datastoreItem xmlns:ds="http://schemas.openxmlformats.org/officeDocument/2006/customXml" ds:itemID="{596BBE67-0DE3-4F35-818B-43CC5EF95C14}">
-  <ds:schemaRefs>
-    <ds:schemaRef ds:uri="http://schemas.openxmlformats.org/officeDocument/2006/bibliography"/>
-  </ds:schemaRefs>
-</ds:datastoreItem>
+<file path=customXml/item2.xml><?xml version="1.0" encoding="utf-8"?>
+<b:Sources xmlns:b="http://schemas.openxmlformats.org/officeDocument/2006/bibliography" xmlns="http://schemas.openxmlformats.org/officeDocument/2006/bibliography" SelectedStyle="\APASixthEditionOfficeOnline.xsl" StyleName="APA" Version="6"/>
 </file>
 
-<file path=customXml/itemProps2.xml><?xml version="1.0" encoding="utf-8"?>
+<file path=customXml/itemProps1.xml><?xml version="1.0" encoding="utf-8"?>
 <ds:datastoreItem xmlns:ds="http://schemas.openxmlformats.org/officeDocument/2006/customXml" ds:itemID="{11111111-1234-1234-1234-123412341234}">
   <ds:schemaRefs>
     <ds:schemaRef ds:uri="http://customooxmlschemas.google.com/"/>
     <ds:schemaRef ds:uri="http://schemas.openxmlformats.org/officeDocument/2006/relationships"/>
   </ds:schemaRefs>
 </ds:datastoreItem>
+</file>
+
+<file path=customXml/itemProps2.xml><?xml version="1.0" encoding="utf-8"?>
+<ds:datastoreItem xmlns:ds="http://schemas.openxmlformats.org/officeDocument/2006/customXml" ds:itemID="{596BBE67-0DE3-4F35-818B-43CC5EF95C14}">
+  <ds:schemaRefs>
+    <ds:schemaRef ds:uri="http://schemas.openxmlformats.org/officeDocument/2006/bibliography"/>
+  </ds:schemaRefs>
+</ds:datastoreItem>
 </file>